--- a/content/ai-foundations/ai-foundations-foundations/ai-foundations-foundations.docx
+++ b/content/ai-foundations/ai-foundations-foundations/ai-foundations-foundations.docx
@@ -3137,45 +3137,39 @@
           <w:rFonts w:ascii="Consolas" w:hAnsi="Consolas"/>
           <w:sz w:val="16"/>
         </w:rPr>
-        <w:t>&lt;svg xmlns="http://www.w3.org/2000/svg" width="760" height="360" viewBox="0 0 760 360" font-family="Inter, Arial, sans-serif"&gt;</w:t>
-        <w:br/>
-        <w:t>&lt;rect width="760" height="360" fill="#f8fafc"/&gt;</w:t>
-        <w:br/>
-        <w:t>&lt;text x="380" y="34" text-anchor="middle" font-size="20" font-weight="700" fill="#0f172a"&gt;DevOps Pipeline - Optimisation and Gradient Descent&lt;/text&gt;</w:t>
-        <w:br/>
-        <w:t>&lt;rect x="290" y="162" width="180" height="56" rx="12" fill="#0f172a"/&gt;</w:t>
-        <w:br/>
-        <w:t>&lt;text x="380" y="195" text-anchor="middle" font-size="14" font-weight="700" fill="#ffffff"&gt;AI Foundations&lt;/text&gt;</w:t>
-        <w:br/>
-        <w:t>&lt;line x1="380" y1="190" x2="380" y2="70" stroke="#94a3b8" stroke-width="2"/&gt;</w:t>
-        <w:br/>
-        <w:t>&lt;rect x="308" y="48" width="144" height="44" rx="10" fill="#ffffff" stroke="#2563eb" stroke-width="2"/&gt;</w:t>
-        <w:br/>
-        <w:t>&lt;text x="380" y="74" text-anchor="middle" font-size="11" fill="#0f172a"&gt;The AI/ML Landscape…&lt;/text&gt;</w:t>
-        <w:br/>
-        <w:t>&lt;line x1="380" y1="190" x2="617" y2="153" stroke="#94a3b8" stroke-width="2"/&gt;</w:t>
-        <w:br/>
-        <w:t>&lt;rect x="545" y="131" width="144" height="44" rx="10" fill="#ffffff" stroke="#7c3aed" stroke-width="2"/&gt;</w:t>
-        <w:br/>
-        <w:t>&lt;text x="617" y="157" text-anchor="middle" font-size="11" fill="#0f172a"&gt;Linear Algebra for …&lt;/text&gt;</w:t>
-        <w:br/>
-        <w:t>&lt;line x1="380" y1="190" x2="526" y2="287" stroke="#94a3b8" stroke-width="2"/&gt;</w:t>
-        <w:br/>
-        <w:t>&lt;rect x="454" y="265" width="144" height="44" rx="10" fill="#ffffff" stroke="#0891b2" stroke-width="2"/&gt;</w:t>
-        <w:br/>
-        <w:t>&lt;text x="526" y="291" text-anchor="middle" font-size="11" fill="#0f172a"&gt;Probability, Statis…&lt;/text&gt;</w:t>
-        <w:br/>
-        <w:t>&lt;line x1="380" y1="190" x2="234" y2="287" stroke="#94a3b8" stroke-width="2"/&gt;</w:t>
-        <w:br/>
-        <w:t>&lt;rect x="162" y="265" width="144" height="44" rx="10" fill="#ffffff" stroke="#059669" stroke-width="2"/&gt;</w:t>
-        <w:br/>
-        <w:t>&lt;text x="234" y="291" text-anchor="middle" font-size="11" fill="#0f172a"&gt;Optimisation and Gr…&lt;/text&gt;</w:t>
-        <w:br/>
-        <w:t>&lt;line x1="380" y1="190" x2="143" y2="153" stroke="#94a3b8" stroke-width="2"/&gt;</w:t>
-        <w:br/>
-        <w:t>&lt;rect x="71" y="131" width="144" height="44" rx="10" fill="#ffffff" stroke="#d97706" stroke-width="2"/&gt;</w:t>
-        <w:br/>
-        <w:t>&lt;text x="143" y="157" text-anchor="middle" font-size="11" fill="#0f172a"&gt;Data Engineering an…&lt;/text&gt;</w:t>
+        <w:t>&lt;svg xmlns="http://www.w3.org/2000/svg" width="760" height="380" viewBox="0 0 760 380" font-family="Inter, Segoe UI, Arial, sans-serif"&gt;</w:t>
+        <w:br/>
+        <w:t>&lt;defs&gt;&lt;marker id="arrow" markerWidth="10" markerHeight="10" refX="8" refY="3" orient="auto" markerUnits="strokeWidth"&gt;&lt;path d="M0,0 L8,3 L0,6 z" fill="#94a3b8"/&gt;&lt;/marker&gt;&lt;marker id="arrowA" markerWidth="10" markerHeight="10" refX="8" refY="3" orient="auto" markerUnits="strokeWidth"&gt;&lt;path d="M0,0 L8,3 L0,6 z" fill="#4338ca"/&gt;&lt;/marker&gt;&lt;/defs&gt;</w:t>
+        <w:br/>
+        <w:t>&lt;rect width="760" height="380" rx="12" fill="#f8fafc"/&gt;</w:t>
+        <w:br/>
+        <w:t>&lt;text x="380" y="30" text-anchor="middle" font-size="17" font-weight="700" fill="#0f172a"&gt;DevOps Pipeline - Optimisation and Gradient Descent&lt;/text&gt;</w:t>
+        <w:br/>
+        <w:t>&lt;rect x="40.0" y="166.0" width="104" height="60" rx="10" fill="#ffffff" stroke="#4338ca" stroke-width="2"/&gt;&lt;text x="92.0" y="200.08" text-anchor="middle" font-size="12" font-weight="600" fill="#0f172a"&gt;Commit&lt;/text&gt;</w:t>
+        <w:br/>
+        <w:t>&lt;rect x="155.2" y="166.0" width="104" height="60" rx="10" fill="#ffffff" stroke="#7c3aed" stroke-width="2"/&gt;&lt;text x="207.2" y="200.08" text-anchor="middle" font-size="12" font-weight="600" fill="#0f172a"&gt;Build&lt;/text&gt;</w:t>
+        <w:br/>
+        <w:t>&lt;line x1="144.0" y1="196.0" x2="155.2" y2="196.0" stroke="#4338ca" stroke-width="2" marker-end="url(#arrowA)"/&gt;</w:t>
+        <w:br/>
+        <w:t>&lt;rect x="270.4" y="166.0" width="104" height="60" rx="10" fill="#ffffff" stroke="#0891b2" stroke-width="2"/&gt;&lt;text x="322.4" y="200.08" text-anchor="middle" font-size="12" font-weight="600" fill="#0f172a"&gt;Test&lt;/text&gt;</w:t>
+        <w:br/>
+        <w:t>&lt;line x1="259.2" y1="196.0" x2="270.4" y2="196.0" stroke="#4338ca" stroke-width="2" marker-end="url(#arrowA)"/&gt;</w:t>
+        <w:br/>
+        <w:t>&lt;rect x="385.6" y="166.0" width="104" height="60" rx="10" fill="#ffffff" stroke="#059669" stroke-width="2"/&gt;&lt;text x="437.6" y="200.08" text-anchor="middle" font-size="12" font-weight="600" fill="#0f172a"&gt;Scan&lt;/text&gt;</w:t>
+        <w:br/>
+        <w:t>&lt;line x1="374.4" y1="196.0" x2="385.6" y2="196.0" stroke="#4338ca" stroke-width="2" marker-end="url(#arrowA)"/&gt;</w:t>
+        <w:br/>
+        <w:t>&lt;rect x="500.8" y="166.0" width="104" height="60" rx="10" fill="#ffffff" stroke="#d97706" stroke-width="2"/&gt;&lt;text x="552.8" y="200.08" text-anchor="middle" font-size="12" font-weight="600" fill="#0f172a"&gt;Deploy&lt;/text&gt;</w:t>
+        <w:br/>
+        <w:t>&lt;line x1="489.6" y1="196.0" x2="500.8" y2="196.0" stroke="#4338ca" stroke-width="2" marker-end="url(#arrowA)"/&gt;</w:t>
+        <w:br/>
+        <w:t>&lt;rect x="616.0" y="166.0" width="104" height="60" rx="10" fill="#ffffff" stroke="#dc2626" stroke-width="2"/&gt;&lt;text x="668.0" y="200.08" text-anchor="middle" font-size="12" font-weight="600" fill="#0f172a"&gt;Monitor&lt;/text&gt;</w:t>
+        <w:br/>
+        <w:t>&lt;line x1="604.8" y1="196.0" x2="616.0" y2="196.0" stroke="#4338ca" stroke-width="2" marker-end="url(#arrowA)"/&gt;</w:t>
+        <w:br/>
+        <w:t>&lt;path d="M668.0,226.0 q0,46 -288.0,46 q-288.0,0 -288.0,-46" fill="none" stroke="#cbd5e1" stroke-width="1.6" stroke-dasharray="5 4" marker-end="url(#arrow)"/&gt;</w:t>
+        <w:br/>
+        <w:t>&lt;text x="380.0" y="288.0" text-anchor="middle" font-size="9.5" fill="#94a3b8"&gt;feedback / monitoring loop&lt;/text&gt;</w:t>
         <w:br/>
         <w:t>&lt;/svg&gt;</w:t>
       </w:r>
@@ -4797,45 +4791,41 @@
           <w:rFonts w:ascii="Consolas" w:hAnsi="Consolas"/>
           <w:sz w:val="16"/>
         </w:rPr>
-        <w:t>&lt;svg xmlns="http://www.w3.org/2000/svg" width="760" height="360" viewBox="0 0 760 360" font-family="Inter, Arial, sans-serif"&gt;</w:t>
-        <w:br/>
-        <w:t>&lt;rect width="760" height="360" fill="#f8fafc"/&gt;</w:t>
-        <w:br/>
-        <w:t>&lt;text x="380" y="34" text-anchor="middle" font-size="20" font-weight="700" fill="#0f172a"&gt;Operating Model - Model Families and Inductive Bias&lt;/text&gt;</w:t>
-        <w:br/>
-        <w:t>&lt;rect x="290" y="162" width="180" height="56" rx="12" fill="#0f172a"/&gt;</w:t>
-        <w:br/>
-        <w:t>&lt;text x="380" y="195" text-anchor="middle" font-size="14" font-weight="700" fill="#ffffff"&gt;AI Foundations&lt;/text&gt;</w:t>
-        <w:br/>
-        <w:t>&lt;line x1="380" y1="190" x2="380" y2="70" stroke="#94a3b8" stroke-width="2"/&gt;</w:t>
-        <w:br/>
-        <w:t>&lt;rect x="308" y="48" width="144" height="44" rx="10" fill="#ffffff" stroke="#2563eb" stroke-width="2"/&gt;</w:t>
-        <w:br/>
-        <w:t>&lt;text x="380" y="74" text-anchor="middle" font-size="11" fill="#0f172a"&gt;The AI/ML Landscape…&lt;/text&gt;</w:t>
-        <w:br/>
-        <w:t>&lt;line x1="380" y1="190" x2="617" y2="153" stroke="#94a3b8" stroke-width="2"/&gt;</w:t>
-        <w:br/>
-        <w:t>&lt;rect x="545" y="131" width="144" height="44" rx="10" fill="#ffffff" stroke="#7c3aed" stroke-width="2"/&gt;</w:t>
-        <w:br/>
-        <w:t>&lt;text x="617" y="157" text-anchor="middle" font-size="11" fill="#0f172a"&gt;Linear Algebra for …&lt;/text&gt;</w:t>
-        <w:br/>
-        <w:t>&lt;line x1="380" y1="190" x2="526" y2="287" stroke="#94a3b8" stroke-width="2"/&gt;</w:t>
-        <w:br/>
-        <w:t>&lt;rect x="454" y="265" width="144" height="44" rx="10" fill="#ffffff" stroke="#0891b2" stroke-width="2"/&gt;</w:t>
-        <w:br/>
-        <w:t>&lt;text x="526" y="291" text-anchor="middle" font-size="11" fill="#0f172a"&gt;Probability, Statis…&lt;/text&gt;</w:t>
-        <w:br/>
-        <w:t>&lt;line x1="380" y1="190" x2="234" y2="287" stroke="#94a3b8" stroke-width="2"/&gt;</w:t>
-        <w:br/>
-        <w:t>&lt;rect x="162" y="265" width="144" height="44" rx="10" fill="#ffffff" stroke="#059669" stroke-width="2"/&gt;</w:t>
-        <w:br/>
-        <w:t>&lt;text x="234" y="291" text-anchor="middle" font-size="11" fill="#0f172a"&gt;Optimisation and Gr…&lt;/text&gt;</w:t>
-        <w:br/>
-        <w:t>&lt;line x1="380" y1="190" x2="143" y2="153" stroke="#94a3b8" stroke-width="2"/&gt;</w:t>
-        <w:br/>
-        <w:t>&lt;rect x="71" y="131" width="144" height="44" rx="10" fill="#ffffff" stroke="#d97706" stroke-width="2"/&gt;</w:t>
-        <w:br/>
-        <w:t>&lt;text x="143" y="157" text-anchor="middle" font-size="11" fill="#0f172a"&gt;Data Engineering an…&lt;/text&gt;</w:t>
+        <w:t>&lt;svg xmlns="http://www.w3.org/2000/svg" width="760" height="380" viewBox="0 0 760 380" font-family="Inter, Segoe UI, Arial, sans-serif"&gt;</w:t>
+        <w:br/>
+        <w:t>&lt;defs&gt;&lt;marker id="arrow" markerWidth="10" markerHeight="10" refX="8" refY="3" orient="auto" markerUnits="strokeWidth"&gt;&lt;path d="M0,0 L8,3 L0,6 z" fill="#94a3b8"/&gt;&lt;/marker&gt;&lt;marker id="arrowA" markerWidth="10" markerHeight="10" refX="8" refY="3" orient="auto" markerUnits="strokeWidth"&gt;&lt;path d="M0,0 L8,3 L0,6 z" fill="#4338ca"/&gt;&lt;/marker&gt;&lt;/defs&gt;</w:t>
+        <w:br/>
+        <w:t>&lt;rect width="760" height="380" rx="12" fill="#f8fafc"/&gt;</w:t>
+        <w:br/>
+        <w:t>&lt;text x="380" y="30" text-anchor="middle" font-size="17" font-weight="700" fill="#0f172a"&gt;Operating Model - Model Families and Inductive Bias&lt;/text&gt;</w:t>
+        <w:br/>
+        <w:t>&lt;circle cx="380.0" cy="198.0" r="46" fill="#0f172a"/&gt;</w:t>
+        <w:br/>
+        <w:t>&lt;text x="380.0" y="202.0" text-anchor="middle" font-size="12" font-weight="700" fill="#ffffff"&gt;AI Foundations&lt;/text&gt;</w:t>
+        <w:br/>
+        <w:t>&lt;line x1="380.0" y1="152.0" x2="380.0" y2="92.0" stroke="#94a3b8" stroke-width="2" marker-end="url(#arrow)"/&gt;</w:t>
+        <w:br/>
+        <w:t>&lt;rect x="306.0" y="58.0" width="148" height="44" rx="10" fill="#ffffff" stroke="#4338ca" stroke-width="2"/&gt;&lt;text x="380.0" y="83.74" text-anchor="middle" font-size="11" font-weight="600" fill="#0f172a"&gt;The AI/ML Landscape and…&lt;/text&gt;</w:t>
+        <w:br/>
+        <w:t>&lt;line x1="419.83716857408416" y1="175.0" x2="575.7217412552832" y2="145.0" stroke="#94a3b8" stroke-width="2" marker-end="url(#arrow)"/&gt;</w:t>
+        <w:br/>
+        <w:t>&lt;rect x="522.5063509461097" y="117.0" width="148" height="44" rx="10" fill="#ffffff" stroke="#7c3aed" stroke-width="2"/&gt;&lt;text x="596.5063509461097" y="142.74" text-anchor="middle" font-size="11" font-weight="600" fill="#0f172a"&gt;Linear Algebra for Mach…&lt;/text&gt;</w:t>
+        <w:br/>
+        <w:t>&lt;line x1="419.83716857408416" y1="221.0" x2="575.7217412552832" y2="251.0" stroke="#94a3b8" stroke-width="2" marker-end="url(#arrow)"/&gt;</w:t>
+        <w:br/>
+        <w:t>&lt;rect x="522.5063509461097" y="235.0" width="148" height="44" rx="10" fill="#ffffff" stroke="#0891b2" stroke-width="2"/&gt;&lt;text x="596.5063509461097" y="260.74" text-anchor="middle" font-size="11" font-weight="600" fill="#0f172a"&gt;Probability, Statistics…&lt;/text&gt;</w:t>
+        <w:br/>
+        <w:t>&lt;line x1="380.0" y1="244.0" x2="380.0" y2="304.0" stroke="#94a3b8" stroke-width="2" marker-end="url(#arrow)"/&gt;</w:t>
+        <w:br/>
+        <w:t>&lt;rect x="306.0" y="294.0" width="148" height="44" rx="10" fill="#ffffff" stroke="#059669" stroke-width="2"/&gt;&lt;text x="380.0" y="319.74" text-anchor="middle" font-size="11" font-weight="600" fill="#0f172a"&gt;Optimisation and Gradie…&lt;/text&gt;</w:t>
+        <w:br/>
+        <w:t>&lt;line x1="340.16283142591584" y1="221.0" x2="184.2782587447169" y2="251.00000000000006" stroke="#94a3b8" stroke-width="2" marker-end="url(#arrow)"/&gt;</w:t>
+        <w:br/>
+        <w:t>&lt;rect x="89.49364905389038" y="235.00000000000006" width="148" height="44" rx="10" fill="#ffffff" stroke="#d97706" stroke-width="2"/&gt;&lt;text x="163.49364905389038" y="260.74000000000007" text-anchor="middle" font-size="11" font-weight="600" fill="#0f172a"&gt;Data Engineering and Fe…&lt;/text&gt;</w:t>
+        <w:br/>
+        <w:t>&lt;line x1="340.16283142591584" y1="175.0" x2="184.27825874471688" y2="145.0" stroke="#94a3b8" stroke-width="2" marker-end="url(#arrow)"/&gt;</w:t>
+        <w:br/>
+        <w:t>&lt;rect x="89.49364905389035" y="117.0" width="148" height="44" rx="10" fill="#ffffff" stroke="#dc2626" stroke-width="2"/&gt;&lt;text x="163.49364905389035" y="142.74" text-anchor="middle" font-size="11" font-weight="600" fill="#0f172a"&gt;Model Families and Indu…&lt;/text&gt;</w:t>
         <w:br/>
         <w:t>&lt;/svg&gt;</w:t>
       </w:r>
@@ -6450,45 +6440,39 @@
           <w:rFonts w:ascii="Consolas" w:hAnsi="Consolas"/>
           <w:sz w:val="16"/>
         </w:rPr>
-        <w:t>&lt;svg xmlns="http://www.w3.org/2000/svg" width="760" height="360" viewBox="0 0 760 360" font-family="Inter, Arial, sans-serif"&gt;</w:t>
-        <w:br/>
-        <w:t>&lt;rect width="760" height="360" fill="#f8fafc"/&gt;</w:t>
-        <w:br/>
-        <w:t>&lt;text x="380" y="34" text-anchor="middle" font-size="20" font-weight="700" fill="#0f172a"&gt;CI/CD Pipeline - Evaluation, Metrics and Experimental D…&lt;/text&gt;</w:t>
-        <w:br/>
-        <w:t>&lt;rect x="290" y="162" width="180" height="56" rx="12" fill="#0f172a"/&gt;</w:t>
-        <w:br/>
-        <w:t>&lt;text x="380" y="195" text-anchor="middle" font-size="14" font-weight="700" fill="#ffffff"&gt;AI Foundations&lt;/text&gt;</w:t>
-        <w:br/>
-        <w:t>&lt;line x1="380" y1="190" x2="380" y2="70" stroke="#94a3b8" stroke-width="2"/&gt;</w:t>
-        <w:br/>
-        <w:t>&lt;rect x="308" y="48" width="144" height="44" rx="10" fill="#ffffff" stroke="#2563eb" stroke-width="2"/&gt;</w:t>
-        <w:br/>
-        <w:t>&lt;text x="380" y="74" text-anchor="middle" font-size="11" fill="#0f172a"&gt;The AI/ML Landscape…&lt;/text&gt;</w:t>
-        <w:br/>
-        <w:t>&lt;line x1="380" y1="190" x2="617" y2="153" stroke="#94a3b8" stroke-width="2"/&gt;</w:t>
-        <w:br/>
-        <w:t>&lt;rect x="545" y="131" width="144" height="44" rx="10" fill="#ffffff" stroke="#7c3aed" stroke-width="2"/&gt;</w:t>
-        <w:br/>
-        <w:t>&lt;text x="617" y="157" text-anchor="middle" font-size="11" fill="#0f172a"&gt;Linear Algebra for …&lt;/text&gt;</w:t>
-        <w:br/>
-        <w:t>&lt;line x1="380" y1="190" x2="526" y2="287" stroke="#94a3b8" stroke-width="2"/&gt;</w:t>
-        <w:br/>
-        <w:t>&lt;rect x="454" y="265" width="144" height="44" rx="10" fill="#ffffff" stroke="#0891b2" stroke-width="2"/&gt;</w:t>
-        <w:br/>
-        <w:t>&lt;text x="526" y="291" text-anchor="middle" font-size="11" fill="#0f172a"&gt;Probability, Statis…&lt;/text&gt;</w:t>
-        <w:br/>
-        <w:t>&lt;line x1="380" y1="190" x2="234" y2="287" stroke="#94a3b8" stroke-width="2"/&gt;</w:t>
-        <w:br/>
-        <w:t>&lt;rect x="162" y="265" width="144" height="44" rx="10" fill="#ffffff" stroke="#059669" stroke-width="2"/&gt;</w:t>
-        <w:br/>
-        <w:t>&lt;text x="234" y="291" text-anchor="middle" font-size="11" fill="#0f172a"&gt;Optimisation and Gr…&lt;/text&gt;</w:t>
-        <w:br/>
-        <w:t>&lt;line x1="380" y1="190" x2="143" y2="153" stroke="#94a3b8" stroke-width="2"/&gt;</w:t>
-        <w:br/>
-        <w:t>&lt;rect x="71" y="131" width="144" height="44" rx="10" fill="#ffffff" stroke="#d97706" stroke-width="2"/&gt;</w:t>
-        <w:br/>
-        <w:t>&lt;text x="143" y="157" text-anchor="middle" font-size="11" fill="#0f172a"&gt;Data Engineering an…&lt;/text&gt;</w:t>
+        <w:t>&lt;svg xmlns="http://www.w3.org/2000/svg" width="760" height="380" viewBox="0 0 760 380" font-family="Inter, Segoe UI, Arial, sans-serif"&gt;</w:t>
+        <w:br/>
+        <w:t>&lt;defs&gt;&lt;marker id="arrow" markerWidth="10" markerHeight="10" refX="8" refY="3" orient="auto" markerUnits="strokeWidth"&gt;&lt;path d="M0,0 L8,3 L0,6 z" fill="#94a3b8"/&gt;&lt;/marker&gt;&lt;marker id="arrowA" markerWidth="10" markerHeight="10" refX="8" refY="3" orient="auto" markerUnits="strokeWidth"&gt;&lt;path d="M0,0 L8,3 L0,6 z" fill="#4338ca"/&gt;&lt;/marker&gt;&lt;/defs&gt;</w:t>
+        <w:br/>
+        <w:t>&lt;rect width="760" height="380" rx="12" fill="#f8fafc"/&gt;</w:t>
+        <w:br/>
+        <w:t>&lt;text x="380" y="30" text-anchor="middle" font-size="17" font-weight="700" fill="#0f172a"&gt;CI/CD Pipeline - Evaluation, Metrics and Experimental Design&lt;/text&gt;</w:t>
+        <w:br/>
+        <w:t>&lt;rect x="40.0" y="166.0" width="104" height="60" rx="10" fill="#ffffff" stroke="#4338ca" stroke-width="2"/&gt;&lt;text x="92.0" y="200.08" text-anchor="middle" font-size="12" font-weight="600" fill="#0f172a"&gt;Commit&lt;/text&gt;</w:t>
+        <w:br/>
+        <w:t>&lt;rect x="155.2" y="166.0" width="104" height="60" rx="10" fill="#ffffff" stroke="#7c3aed" stroke-width="2"/&gt;&lt;text x="207.2" y="200.08" text-anchor="middle" font-size="12" font-weight="600" fill="#0f172a"&gt;Build&lt;/text&gt;</w:t>
+        <w:br/>
+        <w:t>&lt;line x1="144.0" y1="196.0" x2="155.2" y2="196.0" stroke="#4338ca" stroke-width="2" marker-end="url(#arrowA)"/&gt;</w:t>
+        <w:br/>
+        <w:t>&lt;rect x="270.4" y="166.0" width="104" height="60" rx="10" fill="#ffffff" stroke="#0891b2" stroke-width="2"/&gt;&lt;text x="322.4" y="200.08" text-anchor="middle" font-size="12" font-weight="600" fill="#0f172a"&gt;Eval Gate&lt;/text&gt;</w:t>
+        <w:br/>
+        <w:t>&lt;line x1="259.2" y1="196.0" x2="270.4" y2="196.0" stroke="#4338ca" stroke-width="2" marker-end="url(#arrowA)"/&gt;</w:t>
+        <w:br/>
+        <w:t>&lt;rect x="385.6" y="166.0" width="104" height="60" rx="10" fill="#ffffff" stroke="#059669" stroke-width="2"/&gt;&lt;text x="437.6" y="200.08" text-anchor="middle" font-size="12" font-weight="600" fill="#0f172a"&gt;Package&lt;/text&gt;</w:t>
+        <w:br/>
+        <w:t>&lt;line x1="374.4" y1="196.0" x2="385.6" y2="196.0" stroke="#4338ca" stroke-width="2" marker-end="url(#arrowA)"/&gt;</w:t>
+        <w:br/>
+        <w:t>&lt;rect x="500.8" y="166.0" width="104" height="60" rx="10" fill="#ffffff" stroke="#d97706" stroke-width="2"/&gt;&lt;text x="552.8" y="200.08" text-anchor="middle" font-size="12" font-weight="600" fill="#0f172a"&gt;Deploy&lt;/text&gt;</w:t>
+        <w:br/>
+        <w:t>&lt;line x1="489.6" y1="196.0" x2="500.8" y2="196.0" stroke="#4338ca" stroke-width="2" marker-end="url(#arrowA)"/&gt;</w:t>
+        <w:br/>
+        <w:t>&lt;rect x="616.0" y="166.0" width="104" height="60" rx="10" fill="#ffffff" stroke="#dc2626" stroke-width="2"/&gt;&lt;text x="668.0" y="200.08" text-anchor="middle" font-size="12" font-weight="600" fill="#0f172a"&gt;Monitor&lt;/text&gt;</w:t>
+        <w:br/>
+        <w:t>&lt;line x1="604.8" y1="196.0" x2="616.0" y2="196.0" stroke="#4338ca" stroke-width="2" marker-end="url(#arrowA)"/&gt;</w:t>
+        <w:br/>
+        <w:t>&lt;path d="M668.0,226.0 q0,46 -288.0,46 q-288.0,0 -288.0,-46" fill="none" stroke="#cbd5e1" stroke-width="1.6" stroke-dasharray="5 4" marker-end="url(#arrow)"/&gt;</w:t>
+        <w:br/>
+        <w:t>&lt;text x="380.0" y="288.0" text-anchor="middle" font-size="9.5" fill="#94a3b8"&gt;feedback / monitoring loop&lt;/text&gt;</w:t>
         <w:br/>
         <w:t>&lt;/svg&gt;</w:t>
       </w:r>
@@ -8248,45 +8232,39 @@
           <w:rFonts w:ascii="Consolas" w:hAnsi="Consolas"/>
           <w:sz w:val="16"/>
         </w:rPr>
-        <w:t>&lt;svg xmlns="http://www.w3.org/2000/svg" width="760" height="360" viewBox="0 0 760 360" font-family="Inter, Arial, sans-serif"&gt;</w:t>
-        <w:br/>
-        <w:t>&lt;rect width="760" height="360" fill="#f8fafc"/&gt;</w:t>
-        <w:br/>
-        <w:t>&lt;text x="380" y="34" text-anchor="middle" font-size="20" font-weight="700" fill="#0f172a"&gt;Data Flow - Representation Learning and Embeddings&lt;/text&gt;</w:t>
-        <w:br/>
-        <w:t>&lt;rect x="290" y="162" width="180" height="56" rx="12" fill="#0f172a"/&gt;</w:t>
-        <w:br/>
-        <w:t>&lt;text x="380" y="195" text-anchor="middle" font-size="14" font-weight="700" fill="#ffffff"&gt;AI Foundations&lt;/text&gt;</w:t>
-        <w:br/>
-        <w:t>&lt;line x1="380" y1="190" x2="380" y2="70" stroke="#94a3b8" stroke-width="2"/&gt;</w:t>
-        <w:br/>
-        <w:t>&lt;rect x="308" y="48" width="144" height="44" rx="10" fill="#ffffff" stroke="#2563eb" stroke-width="2"/&gt;</w:t>
-        <w:br/>
-        <w:t>&lt;text x="380" y="74" text-anchor="middle" font-size="11" fill="#0f172a"&gt;The AI/ML Landscape…&lt;/text&gt;</w:t>
-        <w:br/>
-        <w:t>&lt;line x1="380" y1="190" x2="617" y2="153" stroke="#94a3b8" stroke-width="2"/&gt;</w:t>
-        <w:br/>
-        <w:t>&lt;rect x="545" y="131" width="144" height="44" rx="10" fill="#ffffff" stroke="#7c3aed" stroke-width="2"/&gt;</w:t>
-        <w:br/>
-        <w:t>&lt;text x="617" y="157" text-anchor="middle" font-size="11" fill="#0f172a"&gt;Linear Algebra for …&lt;/text&gt;</w:t>
-        <w:br/>
-        <w:t>&lt;line x1="380" y1="190" x2="526" y2="287" stroke="#94a3b8" stroke-width="2"/&gt;</w:t>
-        <w:br/>
-        <w:t>&lt;rect x="454" y="265" width="144" height="44" rx="10" fill="#ffffff" stroke="#0891b2" stroke-width="2"/&gt;</w:t>
-        <w:br/>
-        <w:t>&lt;text x="526" y="291" text-anchor="middle" font-size="11" fill="#0f172a"&gt;Probability, Statis…&lt;/text&gt;</w:t>
-        <w:br/>
-        <w:t>&lt;line x1="380" y1="190" x2="234" y2="287" stroke="#94a3b8" stroke-width="2"/&gt;</w:t>
-        <w:br/>
-        <w:t>&lt;rect x="162" y="265" width="144" height="44" rx="10" fill="#ffffff" stroke="#059669" stroke-width="2"/&gt;</w:t>
-        <w:br/>
-        <w:t>&lt;text x="234" y="291" text-anchor="middle" font-size="11" fill="#0f172a"&gt;Optimisation and Gr…&lt;/text&gt;</w:t>
-        <w:br/>
-        <w:t>&lt;line x1="380" y1="190" x2="143" y2="153" stroke="#94a3b8" stroke-width="2"/&gt;</w:t>
-        <w:br/>
-        <w:t>&lt;rect x="71" y="131" width="144" height="44" rx="10" fill="#ffffff" stroke="#d97706" stroke-width="2"/&gt;</w:t>
-        <w:br/>
-        <w:t>&lt;text x="143" y="157" text-anchor="middle" font-size="11" fill="#0f172a"&gt;Data Engineering an…&lt;/text&gt;</w:t>
+        <w:t>&lt;svg xmlns="http://www.w3.org/2000/svg" width="760" height="380" viewBox="0 0 760 380" font-family="Inter, Segoe UI, Arial, sans-serif"&gt;</w:t>
+        <w:br/>
+        <w:t>&lt;defs&gt;&lt;marker id="arrow" markerWidth="10" markerHeight="10" refX="8" refY="3" orient="auto" markerUnits="strokeWidth"&gt;&lt;path d="M0,0 L8,3 L0,6 z" fill="#94a3b8"/&gt;&lt;/marker&gt;&lt;marker id="arrowA" markerWidth="10" markerHeight="10" refX="8" refY="3" orient="auto" markerUnits="strokeWidth"&gt;&lt;path d="M0,0 L8,3 L0,6 z" fill="#4338ca"/&gt;&lt;/marker&gt;&lt;/defs&gt;</w:t>
+        <w:br/>
+        <w:t>&lt;rect width="760" height="380" rx="12" fill="#f8fafc"/&gt;</w:t>
+        <w:br/>
+        <w:t>&lt;text x="380" y="30" text-anchor="middle" font-size="17" font-weight="700" fill="#0f172a"&gt;Data Flow - Representation Learning and Embeddings&lt;/text&gt;</w:t>
+        <w:br/>
+        <w:t>&lt;rect x="40.0" y="166.0" width="104" height="60" rx="10" fill="#ffffff" stroke="#4338ca" stroke-width="2"/&gt;&lt;text x="92.0" y="200.08" text-anchor="middle" font-size="12" font-weight="600" fill="#0f172a"&gt;Sources&lt;/text&gt;</w:t>
+        <w:br/>
+        <w:t>&lt;rect x="155.2" y="166.0" width="104" height="60" rx="10" fill="#ffffff" stroke="#7c3aed" stroke-width="2"/&gt;&lt;text x="207.2" y="200.08" text-anchor="middle" font-size="12" font-weight="600" fill="#0f172a"&gt;Ingest&lt;/text&gt;</w:t>
+        <w:br/>
+        <w:t>&lt;line x1="144.0" y1="196.0" x2="155.2" y2="196.0" stroke="#4338ca" stroke-width="2" marker-end="url(#arrowA)"/&gt;</w:t>
+        <w:br/>
+        <w:t>&lt;rect x="270.4" y="166.0" width="104" height="60" rx="10" fill="#ffffff" stroke="#0891b2" stroke-width="2"/&gt;&lt;text x="322.4" y="200.08" text-anchor="middle" font-size="12" font-weight="600" fill="#0f172a"&gt;Validate&lt;/text&gt;</w:t>
+        <w:br/>
+        <w:t>&lt;line x1="259.2" y1="196.0" x2="270.4" y2="196.0" stroke="#4338ca" stroke-width="2" marker-end="url(#arrowA)"/&gt;</w:t>
+        <w:br/>
+        <w:t>&lt;rect x="385.6" y="166.0" width="104" height="60" rx="10" fill="#ffffff" stroke="#059669" stroke-width="2"/&gt;&lt;text x="437.6" y="200.08" text-anchor="middle" font-size="12" font-weight="600" fill="#0f172a"&gt;Transform&lt;/text&gt;</w:t>
+        <w:br/>
+        <w:t>&lt;line x1="374.4" y1="196.0" x2="385.6" y2="196.0" stroke="#4338ca" stroke-width="2" marker-end="url(#arrowA)"/&gt;</w:t>
+        <w:br/>
+        <w:t>&lt;rect x="500.8" y="166.0" width="104" height="60" rx="10" fill="#ffffff" stroke="#d97706" stroke-width="2"/&gt;&lt;text x="552.8" y="200.08" text-anchor="middle" font-size="12" font-weight="600" fill="#0f172a"&gt;Index&lt;/text&gt;</w:t>
+        <w:br/>
+        <w:t>&lt;line x1="489.6" y1="196.0" x2="500.8" y2="196.0" stroke="#4338ca" stroke-width="2" marker-end="url(#arrowA)"/&gt;</w:t>
+        <w:br/>
+        <w:t>&lt;rect x="616.0" y="166.0" width="104" height="60" rx="10" fill="#ffffff" stroke="#dc2626" stroke-width="2"/&gt;&lt;text x="668.0" y="200.08" text-anchor="middle" font-size="12" font-weight="600" fill="#0f172a"&gt;Serve&lt;/text&gt;</w:t>
+        <w:br/>
+        <w:t>&lt;line x1="604.8" y1="196.0" x2="616.0" y2="196.0" stroke="#4338ca" stroke-width="2" marker-end="url(#arrowA)"/&gt;</w:t>
+        <w:br/>
+        <w:t>&lt;path d="M668.0,226.0 q0,46 -288.0,46 q-288.0,0 -288.0,-46" fill="none" stroke="#cbd5e1" stroke-width="1.6" stroke-dasharray="5 4" marker-end="url(#arrow)"/&gt;</w:t>
+        <w:br/>
+        <w:t>&lt;text x="380.0" y="288.0" text-anchor="middle" font-size="9.5" fill="#94a3b8"&gt;feedback / monitoring loop&lt;/text&gt;</w:t>
         <w:br/>
         <w:t>&lt;/svg&gt;</w:t>
       </w:r>
@@ -12557,45 +12535,51 @@
           <w:rFonts w:ascii="Consolas" w:hAnsi="Consolas"/>
           <w:sz w:val="16"/>
         </w:rPr>
-        <w:t>&lt;svg xmlns="http://www.w3.org/2000/svg" width="760" height="360" viewBox="0 0 760 360" font-family="Inter, Arial, sans-serif"&gt;</w:t>
-        <w:br/>
-        <w:t>&lt;rect width="760" height="360" fill="#f8fafc"/&gt;</w:t>
-        <w:br/>
-        <w:t>&lt;text x="380" y="34" text-anchor="middle" font-size="20" font-weight="700" fill="#0f172a"&gt;Architecture - Putting It Together: A Reference Impleme…&lt;/text&gt;</w:t>
-        <w:br/>
-        <w:t>&lt;rect x="290" y="162" width="180" height="56" rx="12" fill="#0f172a"/&gt;</w:t>
-        <w:br/>
-        <w:t>&lt;text x="380" y="195" text-anchor="middle" font-size="14" font-weight="700" fill="#ffffff"&gt;AI Foundations&lt;/text&gt;</w:t>
-        <w:br/>
-        <w:t>&lt;line x1="380" y1="190" x2="380" y2="70" stroke="#94a3b8" stroke-width="2"/&gt;</w:t>
-        <w:br/>
-        <w:t>&lt;rect x="308" y="48" width="144" height="44" rx="10" fill="#ffffff" stroke="#2563eb" stroke-width="2"/&gt;</w:t>
-        <w:br/>
-        <w:t>&lt;text x="380" y="74" text-anchor="middle" font-size="11" fill="#0f172a"&gt;The AI/ML Landscape…&lt;/text&gt;</w:t>
-        <w:br/>
-        <w:t>&lt;line x1="380" y1="190" x2="617" y2="153" stroke="#94a3b8" stroke-width="2"/&gt;</w:t>
-        <w:br/>
-        <w:t>&lt;rect x="545" y="131" width="144" height="44" rx="10" fill="#ffffff" stroke="#7c3aed" stroke-width="2"/&gt;</w:t>
-        <w:br/>
-        <w:t>&lt;text x="617" y="157" text-anchor="middle" font-size="11" fill="#0f172a"&gt;Linear Algebra for …&lt;/text&gt;</w:t>
-        <w:br/>
-        <w:t>&lt;line x1="380" y1="190" x2="526" y2="287" stroke="#94a3b8" stroke-width="2"/&gt;</w:t>
-        <w:br/>
-        <w:t>&lt;rect x="454" y="265" width="144" height="44" rx="10" fill="#ffffff" stroke="#0891b2" stroke-width="2"/&gt;</w:t>
-        <w:br/>
-        <w:t>&lt;text x="526" y="291" text-anchor="middle" font-size="11" fill="#0f172a"&gt;Probability, Statis…&lt;/text&gt;</w:t>
-        <w:br/>
-        <w:t>&lt;line x1="380" y1="190" x2="234" y2="287" stroke="#94a3b8" stroke-width="2"/&gt;</w:t>
-        <w:br/>
-        <w:t>&lt;rect x="162" y="265" width="144" height="44" rx="10" fill="#ffffff" stroke="#059669" stroke-width="2"/&gt;</w:t>
-        <w:br/>
-        <w:t>&lt;text x="234" y="291" text-anchor="middle" font-size="11" fill="#0f172a"&gt;Optimisation and Gr…&lt;/text&gt;</w:t>
-        <w:br/>
-        <w:t>&lt;line x1="380" y1="190" x2="143" y2="153" stroke="#94a3b8" stroke-width="2"/&gt;</w:t>
-        <w:br/>
-        <w:t>&lt;rect x="71" y="131" width="144" height="44" rx="10" fill="#ffffff" stroke="#d97706" stroke-width="2"/&gt;</w:t>
-        <w:br/>
-        <w:t>&lt;text x="143" y="157" text-anchor="middle" font-size="11" fill="#0f172a"&gt;Data Engineering an…&lt;/text&gt;</w:t>
+        <w:t>&lt;svg xmlns="http://www.w3.org/2000/svg" width="760" height="380" viewBox="0 0 760 380" font-family="Inter, Segoe UI, Arial, sans-serif"&gt;</w:t>
+        <w:br/>
+        <w:t>&lt;defs&gt;&lt;marker id="arrow" markerWidth="10" markerHeight="10" refX="8" refY="3" orient="auto" markerUnits="strokeWidth"&gt;&lt;path d="M0,0 L8,3 L0,6 z" fill="#94a3b8"/&gt;&lt;/marker&gt;&lt;marker id="arrowA" markerWidth="10" markerHeight="10" refX="8" refY="3" orient="auto" markerUnits="strokeWidth"&gt;&lt;path d="M0,0 L8,3 L0,6 z" fill="#4338ca"/&gt;&lt;/marker&gt;&lt;/defs&gt;</w:t>
+        <w:br/>
+        <w:t>&lt;rect width="760" height="380" rx="12" fill="#f8fafc"/&gt;</w:t>
+        <w:br/>
+        <w:t>&lt;text x="380" y="30" text-anchor="middle" font-size="17" font-weight="700" fill="#0f172a"&gt;Architecture - Putting It Together: A Reference Implementat…&lt;/text&gt;</w:t>
+        <w:br/>
+        <w:t>&lt;rect x="30" y="48" width="700" height="96" rx="12" fill="#eef2ff" stroke="#e2e8f0"/&gt;</w:t>
+        <w:br/>
+        <w:t>&lt;text x="44" y="66" font-size="11" font-weight="700" fill="#475569"&gt;Consumers&lt;/text&gt;</w:t>
+        <w:br/>
+        <w:t>&lt;rect x="44" y="78" width="150" height="48" rx="10" fill="#ffffff" stroke="#4338ca" stroke-width="2"/&gt;&lt;text x="119.0" y="105.74" text-anchor="middle" font-size="11" font-weight="600" fill="#0f172a"&gt;Users / Apps&lt;/text&gt;</w:t>
+        <w:br/>
+        <w:t>&lt;rect x="208" y="78" width="150" height="48" rx="10" fill="#ffffff" stroke="#7c3aed" stroke-width="2"/&gt;&lt;text x="283.0" y="105.74" text-anchor="middle" font-size="11" font-weight="600" fill="#0f172a"&gt;API Clients&lt;/text&gt;</w:t>
+        <w:br/>
+        <w:t>&lt;rect x="30" y="166" width="700" height="96" rx="12" fill="#f5f3ff" stroke="#e2e8f0"/&gt;</w:t>
+        <w:br/>
+        <w:t>&lt;text x="44" y="184" font-size="11" font-weight="700" fill="#475569"&gt;AI Foundations Platform&lt;/text&gt;</w:t>
+        <w:br/>
+        <w:t>&lt;rect x="44.0" y="196" width="122.8" height="48" rx="10" fill="#ffffff" stroke="#7c3aed" stroke-width="2"/&gt;&lt;text x="105.4" y="223.74" text-anchor="middle" font-size="11" font-weight="600" fill="#0f172a"&gt;Gateway&lt;/text&gt;</w:t>
+        <w:br/>
+        <w:t>&lt;rect x="180.8" y="196" width="122.8" height="48" rx="10" fill="#ffffff" stroke="#0891b2" stroke-width="2"/&gt;&lt;text x="242.20000000000002" y="223.74" text-anchor="middle" font-size="11" font-weight="600" fill="#0f172a"&gt;The AI/ML Landscap…&lt;/text&gt;</w:t>
+        <w:br/>
+        <w:t>&lt;rect x="317.6" y="196" width="122.8" height="48" rx="10" fill="#ffffff" stroke="#059669" stroke-width="2"/&gt;&lt;text x="379.0" y="223.74" text-anchor="middle" font-size="11" font-weight="600" fill="#0f172a"&gt;Linear Algebra for…&lt;/text&gt;</w:t>
+        <w:br/>
+        <w:t>&lt;rect x="454.40000000000003" y="196" width="122.8" height="48" rx="10" fill="#ffffff" stroke="#d97706" stroke-width="2"/&gt;&lt;text x="515.8000000000001" y="223.74" text-anchor="middle" font-size="11" font-weight="600" fill="#0f172a"&gt;Probability, Stati…&lt;/text&gt;</w:t>
+        <w:br/>
+        <w:t>&lt;rect x="591.2" y="196" width="122.8" height="48" rx="10" fill="#ffffff" stroke="#dc2626" stroke-width="2"/&gt;&lt;text x="652.6" y="223.74" text-anchor="middle" font-size="11" font-weight="600" fill="#0f172a"&gt;Optimisation and G…&lt;/text&gt;</w:t>
+        <w:br/>
+        <w:t>&lt;rect x="30" y="284" width="700" height="96" rx="12" fill="#ecfeff" stroke="#e2e8f0"/&gt;</w:t>
+        <w:br/>
+        <w:t>&lt;text x="44" y="302" font-size="11" font-weight="700" fill="#475569"&gt;Data &amp;amp; Operations&lt;/text&gt;</w:t>
+        <w:br/>
+        <w:t>&lt;rect x="44" y="314" width="150" height="48" rx="10" fill="#ffffff" stroke="#0891b2" stroke-width="2"/&gt;&lt;text x="119.0" y="341.74" text-anchor="middle" font-size="11" font-weight="600" fill="#0f172a"&gt;Primary Store&lt;/text&gt;</w:t>
+        <w:br/>
+        <w:t>&lt;rect x="208" y="314" width="150" height="48" rx="10" fill="#ffffff" stroke="#059669" stroke-width="2"/&gt;&lt;text x="283.0" y="341.74" text-anchor="middle" font-size="11" font-weight="600" fill="#0f172a"&gt;Vector Index&lt;/text&gt;</w:t>
+        <w:br/>
+        <w:t>&lt;rect x="372" y="314" width="150" height="48" rx="10" fill="#ffffff" stroke="#d97706" stroke-width="2"/&gt;&lt;text x="447.0" y="341.74" text-anchor="middle" font-size="11" font-weight="600" fill="#0f172a"&gt;Observability&lt;/text&gt;</w:t>
+        <w:br/>
+        <w:t>&lt;rect x="536" y="314" width="150" height="48" rx="10" fill="#ffffff" stroke="#dc2626" stroke-width="2"/&gt;&lt;text x="611.0" y="341.74" text-anchor="middle" font-size="11" font-weight="600" fill="#0f172a"&gt;Security&lt;/text&gt;</w:t>
+        <w:br/>
+        <w:t>&lt;line x1="380.0" y1="126" x2="380.0" y2="196" stroke="#4338ca" stroke-width="2" marker-end="url(#arrowA)"/&gt;</w:t>
+        <w:br/>
+        <w:t>&lt;line x1="380.0" y1="244" x2="380.0" y2="314" stroke="#4338ca" stroke-width="2" marker-end="url(#arrowA)"/&gt;</w:t>
         <w:br/>
         <w:t>&lt;/svg&gt;</w:t>
       </w:r>
@@ -13408,45 +13392,41 @@
           <w:rFonts w:ascii="Consolas" w:hAnsi="Consolas"/>
           <w:sz w:val="16"/>
         </w:rPr>
-        <w:t>&lt;svg xmlns="http://www.w3.org/2000/svg" width="760" height="360" viewBox="0 0 760 360" font-family="Inter, Arial, sans-serif"&gt;</w:t>
-        <w:br/>
-        <w:t>&lt;rect width="760" height="360" fill="#f8fafc"/&gt;</w:t>
-        <w:br/>
-        <w:t>&lt;text x="380" y="34" text-anchor="middle" font-size="20" font-weight="700" fill="#0f172a"&gt;Capability Map - Hands-On Lab: Building an End-to-End A…&lt;/text&gt;</w:t>
-        <w:br/>
-        <w:t>&lt;rect x="290" y="162" width="180" height="56" rx="12" fill="#0f172a"/&gt;</w:t>
-        <w:br/>
-        <w:t>&lt;text x="380" y="195" text-anchor="middle" font-size="14" font-weight="700" fill="#ffffff"&gt;AI Foundations&lt;/text&gt;</w:t>
-        <w:br/>
-        <w:t>&lt;line x1="380" y1="190" x2="380" y2="70" stroke="#94a3b8" stroke-width="2"/&gt;</w:t>
-        <w:br/>
-        <w:t>&lt;rect x="308" y="48" width="144" height="44" rx="10" fill="#ffffff" stroke="#2563eb" stroke-width="2"/&gt;</w:t>
-        <w:br/>
-        <w:t>&lt;text x="380" y="74" text-anchor="middle" font-size="11" fill="#0f172a"&gt;The AI/ML Landscape…&lt;/text&gt;</w:t>
-        <w:br/>
-        <w:t>&lt;line x1="380" y1="190" x2="617" y2="153" stroke="#94a3b8" stroke-width="2"/&gt;</w:t>
-        <w:br/>
-        <w:t>&lt;rect x="545" y="131" width="144" height="44" rx="10" fill="#ffffff" stroke="#7c3aed" stroke-width="2"/&gt;</w:t>
-        <w:br/>
-        <w:t>&lt;text x="617" y="157" text-anchor="middle" font-size="11" fill="#0f172a"&gt;Linear Algebra for …&lt;/text&gt;</w:t>
-        <w:br/>
-        <w:t>&lt;line x1="380" y1="190" x2="526" y2="287" stroke="#94a3b8" stroke-width="2"/&gt;</w:t>
-        <w:br/>
-        <w:t>&lt;rect x="454" y="265" width="144" height="44" rx="10" fill="#ffffff" stroke="#0891b2" stroke-width="2"/&gt;</w:t>
-        <w:br/>
-        <w:t>&lt;text x="526" y="291" text-anchor="middle" font-size="11" fill="#0f172a"&gt;Probability, Statis…&lt;/text&gt;</w:t>
-        <w:br/>
-        <w:t>&lt;line x1="380" y1="190" x2="234" y2="287" stroke="#94a3b8" stroke-width="2"/&gt;</w:t>
-        <w:br/>
-        <w:t>&lt;rect x="162" y="265" width="144" height="44" rx="10" fill="#ffffff" stroke="#059669" stroke-width="2"/&gt;</w:t>
-        <w:br/>
-        <w:t>&lt;text x="234" y="291" text-anchor="middle" font-size="11" fill="#0f172a"&gt;Optimisation and Gr…&lt;/text&gt;</w:t>
-        <w:br/>
-        <w:t>&lt;line x1="380" y1="190" x2="143" y2="153" stroke="#94a3b8" stroke-width="2"/&gt;</w:t>
-        <w:br/>
-        <w:t>&lt;rect x="71" y="131" width="144" height="44" rx="10" fill="#ffffff" stroke="#d97706" stroke-width="2"/&gt;</w:t>
-        <w:br/>
-        <w:t>&lt;text x="143" y="157" text-anchor="middle" font-size="11" fill="#0f172a"&gt;Data Engineering an…&lt;/text&gt;</w:t>
+        <w:t>&lt;svg xmlns="http://www.w3.org/2000/svg" width="760" height="380" viewBox="0 0 760 380" font-family="Inter, Segoe UI, Arial, sans-serif"&gt;</w:t>
+        <w:br/>
+        <w:t>&lt;defs&gt;&lt;marker id="arrow" markerWidth="10" markerHeight="10" refX="8" refY="3" orient="auto" markerUnits="strokeWidth"&gt;&lt;path d="M0,0 L8,3 L0,6 z" fill="#94a3b8"/&gt;&lt;/marker&gt;&lt;marker id="arrowA" markerWidth="10" markerHeight="10" refX="8" refY="3" orient="auto" markerUnits="strokeWidth"&gt;&lt;path d="M0,0 L8,3 L0,6 z" fill="#4338ca"/&gt;&lt;/marker&gt;&lt;/defs&gt;</w:t>
+        <w:br/>
+        <w:t>&lt;rect width="760" height="380" rx="12" fill="#f8fafc"/&gt;</w:t>
+        <w:br/>
+        <w:t>&lt;text x="380" y="30" text-anchor="middle" font-size="17" font-weight="700" fill="#0f172a"&gt;Capability Map - Hands-On Lab: Building an End-to-End AI Fo…&lt;/text&gt;</w:t>
+        <w:br/>
+        <w:t>&lt;circle cx="380.0" cy="198.0" r="46" fill="#0f172a"/&gt;</w:t>
+        <w:br/>
+        <w:t>&lt;text x="380.0" y="202.0" text-anchor="middle" font-size="12" font-weight="700" fill="#ffffff"&gt;AI Foundations&lt;/text&gt;</w:t>
+        <w:br/>
+        <w:t>&lt;line x1="380.0" y1="152.0" x2="380.0" y2="92.0" stroke="#94a3b8" stroke-width="2" marker-end="url(#arrow)"/&gt;</w:t>
+        <w:br/>
+        <w:t>&lt;rect x="306.0" y="58.0" width="148" height="44" rx="10" fill="#ffffff" stroke="#4338ca" stroke-width="2"/&gt;&lt;text x="380.0" y="83.74" text-anchor="middle" font-size="11" font-weight="600" fill="#0f172a"&gt;The AI/ML Landscape and…&lt;/text&gt;</w:t>
+        <w:br/>
+        <w:t>&lt;line x1="419.83716857408416" y1="175.0" x2="575.7217412552832" y2="145.0" stroke="#94a3b8" stroke-width="2" marker-end="url(#arrow)"/&gt;</w:t>
+        <w:br/>
+        <w:t>&lt;rect x="522.5063509461097" y="117.0" width="148" height="44" rx="10" fill="#ffffff" stroke="#7c3aed" stroke-width="2"/&gt;&lt;text x="596.5063509461097" y="142.74" text-anchor="middle" font-size="11" font-weight="600" fill="#0f172a"&gt;Linear Algebra for Mach…&lt;/text&gt;</w:t>
+        <w:br/>
+        <w:t>&lt;line x1="419.83716857408416" y1="221.0" x2="575.7217412552832" y2="251.0" stroke="#94a3b8" stroke-width="2" marker-end="url(#arrow)"/&gt;</w:t>
+        <w:br/>
+        <w:t>&lt;rect x="522.5063509461097" y="235.0" width="148" height="44" rx="10" fill="#ffffff" stroke="#0891b2" stroke-width="2"/&gt;&lt;text x="596.5063509461097" y="260.74" text-anchor="middle" font-size="11" font-weight="600" fill="#0f172a"&gt;Probability, Statistics…&lt;/text&gt;</w:t>
+        <w:br/>
+        <w:t>&lt;line x1="380.0" y1="244.0" x2="380.0" y2="304.0" stroke="#94a3b8" stroke-width="2" marker-end="url(#arrow)"/&gt;</w:t>
+        <w:br/>
+        <w:t>&lt;rect x="306.0" y="294.0" width="148" height="44" rx="10" fill="#ffffff" stroke="#059669" stroke-width="2"/&gt;&lt;text x="380.0" y="319.74" text-anchor="middle" font-size="11" font-weight="600" fill="#0f172a"&gt;Optimisation and Gradie…&lt;/text&gt;</w:t>
+        <w:br/>
+        <w:t>&lt;line x1="340.16283142591584" y1="221.0" x2="184.2782587447169" y2="251.00000000000006" stroke="#94a3b8" stroke-width="2" marker-end="url(#arrow)"/&gt;</w:t>
+        <w:br/>
+        <w:t>&lt;rect x="89.49364905389038" y="235.00000000000006" width="148" height="44" rx="10" fill="#ffffff" stroke="#d97706" stroke-width="2"/&gt;&lt;text x="163.49364905389038" y="260.74000000000007" text-anchor="middle" font-size="11" font-weight="600" fill="#0f172a"&gt;Data Engineering and Fe…&lt;/text&gt;</w:t>
+        <w:br/>
+        <w:t>&lt;line x1="340.16283142591584" y1="175.0" x2="184.27825874471688" y2="145.0" stroke="#94a3b8" stroke-width="2" marker-end="url(#arrow)"/&gt;</w:t>
+        <w:br/>
+        <w:t>&lt;rect x="89.49364905389035" y="117.0" width="148" height="44" rx="10" fill="#ffffff" stroke="#dc2626" stroke-width="2"/&gt;&lt;text x="163.49364905389035" y="142.74" text-anchor="middle" font-size="11" font-weight="600" fill="#0f172a"&gt;Model Families and Indu…&lt;/text&gt;</w:t>
         <w:br/>
         <w:t>&lt;/svg&gt;</w:t>
       </w:r>
@@ -15870,45 +15850,39 @@
           <w:rFonts w:ascii="Consolas" w:hAnsi="Consolas"/>
           <w:sz w:val="16"/>
         </w:rPr>
-        <w:t>&lt;svg xmlns="http://www.w3.org/2000/svg" width="760" height="360" viewBox="0 0 760 360" font-family="Inter, Arial, sans-serif"&gt;</w:t>
-        <w:br/>
-        <w:t>&lt;rect width="760" height="360" fill="#f8fafc"/&gt;</w:t>
-        <w:br/>
-        <w:t>&lt;text x="380" y="34" text-anchor="middle" font-size="20" font-weight="700" fill="#0f172a"&gt;Business Process - Evaluation and Quality Assurance&lt;/text&gt;</w:t>
-        <w:br/>
-        <w:t>&lt;rect x="290" y="162" width="180" height="56" rx="12" fill="#0f172a"/&gt;</w:t>
-        <w:br/>
-        <w:t>&lt;text x="380" y="195" text-anchor="middle" font-size="14" font-weight="700" fill="#ffffff"&gt;AI Foundations&lt;/text&gt;</w:t>
-        <w:br/>
-        <w:t>&lt;line x1="380" y1="190" x2="380" y2="70" stroke="#94a3b8" stroke-width="2"/&gt;</w:t>
-        <w:br/>
-        <w:t>&lt;rect x="308" y="48" width="144" height="44" rx="10" fill="#ffffff" stroke="#2563eb" stroke-width="2"/&gt;</w:t>
-        <w:br/>
-        <w:t>&lt;text x="380" y="74" text-anchor="middle" font-size="11" fill="#0f172a"&gt;The AI/ML Landscape…&lt;/text&gt;</w:t>
-        <w:br/>
-        <w:t>&lt;line x1="380" y1="190" x2="617" y2="153" stroke="#94a3b8" stroke-width="2"/&gt;</w:t>
-        <w:br/>
-        <w:t>&lt;rect x="545" y="131" width="144" height="44" rx="10" fill="#ffffff" stroke="#7c3aed" stroke-width="2"/&gt;</w:t>
-        <w:br/>
-        <w:t>&lt;text x="617" y="157" text-anchor="middle" font-size="11" fill="#0f172a"&gt;Linear Algebra for …&lt;/text&gt;</w:t>
-        <w:br/>
-        <w:t>&lt;line x1="380" y1="190" x2="526" y2="287" stroke="#94a3b8" stroke-width="2"/&gt;</w:t>
-        <w:br/>
-        <w:t>&lt;rect x="454" y="265" width="144" height="44" rx="10" fill="#ffffff" stroke="#0891b2" stroke-width="2"/&gt;</w:t>
-        <w:br/>
-        <w:t>&lt;text x="526" y="291" text-anchor="middle" font-size="11" fill="#0f172a"&gt;Probability, Statis…&lt;/text&gt;</w:t>
-        <w:br/>
-        <w:t>&lt;line x1="380" y1="190" x2="234" y2="287" stroke="#94a3b8" stroke-width="2"/&gt;</w:t>
-        <w:br/>
-        <w:t>&lt;rect x="162" y="265" width="144" height="44" rx="10" fill="#ffffff" stroke="#059669" stroke-width="2"/&gt;</w:t>
-        <w:br/>
-        <w:t>&lt;text x="234" y="291" text-anchor="middle" font-size="11" fill="#0f172a"&gt;Optimisation and Gr…&lt;/text&gt;</w:t>
-        <w:br/>
-        <w:t>&lt;line x1="380" y1="190" x2="143" y2="153" stroke="#94a3b8" stroke-width="2"/&gt;</w:t>
-        <w:br/>
-        <w:t>&lt;rect x="71" y="131" width="144" height="44" rx="10" fill="#ffffff" stroke="#d97706" stroke-width="2"/&gt;</w:t>
-        <w:br/>
-        <w:t>&lt;text x="143" y="157" text-anchor="middle" font-size="11" fill="#0f172a"&gt;Data Engineering an…&lt;/text&gt;</w:t>
+        <w:t>&lt;svg xmlns="http://www.w3.org/2000/svg" width="760" height="380" viewBox="0 0 760 380" font-family="Inter, Segoe UI, Arial, sans-serif"&gt;</w:t>
+        <w:br/>
+        <w:t>&lt;defs&gt;&lt;marker id="arrow" markerWidth="10" markerHeight="10" refX="8" refY="3" orient="auto" markerUnits="strokeWidth"&gt;&lt;path d="M0,0 L8,3 L0,6 z" fill="#94a3b8"/&gt;&lt;/marker&gt;&lt;marker id="arrowA" markerWidth="10" markerHeight="10" refX="8" refY="3" orient="auto" markerUnits="strokeWidth"&gt;&lt;path d="M0,0 L8,3 L0,6 z" fill="#4338ca"/&gt;&lt;/marker&gt;&lt;/defs&gt;</w:t>
+        <w:br/>
+        <w:t>&lt;rect width="760" height="380" rx="12" fill="#f8fafc"/&gt;</w:t>
+        <w:br/>
+        <w:t>&lt;text x="380" y="30" text-anchor="middle" font-size="17" font-weight="700" fill="#0f172a"&gt;Business Process - Evaluation and Quality Assurance&lt;/text&gt;</w:t>
+        <w:br/>
+        <w:t>&lt;rect x="40.0" y="166.0" width="104" height="60" rx="10" fill="#ffffff" stroke="#4338ca" stroke-width="2"/&gt;&lt;text x="92.0" y="200.08" text-anchor="middle" font-size="12" font-weight="600" fill="#0f172a"&gt;Intake&lt;/text&gt;</w:t>
+        <w:br/>
+        <w:t>&lt;rect x="155.2" y="166.0" width="104" height="60" rx="10" fill="#ffffff" stroke="#7c3aed" stroke-width="2"/&gt;&lt;text x="207.2" y="200.08" text-anchor="middle" font-size="12" font-weight="600" fill="#0f172a"&gt;Assess&lt;/text&gt;</w:t>
+        <w:br/>
+        <w:t>&lt;line x1="144.0" y1="196.0" x2="155.2" y2="196.0" stroke="#4338ca" stroke-width="2" marker-end="url(#arrowA)"/&gt;</w:t>
+        <w:br/>
+        <w:t>&lt;rect x="270.4" y="166.0" width="104" height="60" rx="10" fill="#ffffff" stroke="#0891b2" stroke-width="2"/&gt;&lt;text x="322.4" y="200.08" text-anchor="middle" font-size="12" font-weight="600" fill="#0f172a"&gt;Decide&lt;/text&gt;</w:t>
+        <w:br/>
+        <w:t>&lt;line x1="259.2" y1="196.0" x2="270.4" y2="196.0" stroke="#4338ca" stroke-width="2" marker-end="url(#arrowA)"/&gt;</w:t>
+        <w:br/>
+        <w:t>&lt;rect x="385.6" y="166.0" width="104" height="60" rx="10" fill="#ffffff" stroke="#059669" stroke-width="2"/&gt;&lt;text x="437.6" y="200.08" text-anchor="middle" font-size="12" font-weight="600" fill="#0f172a"&gt;Execute&lt;/text&gt;</w:t>
+        <w:br/>
+        <w:t>&lt;line x1="374.4" y1="196.0" x2="385.6" y2="196.0" stroke="#4338ca" stroke-width="2" marker-end="url(#arrowA)"/&gt;</w:t>
+        <w:br/>
+        <w:t>&lt;rect x="500.8" y="166.0" width="104" height="60" rx="10" fill="#ffffff" stroke="#d97706" stroke-width="2"/&gt;&lt;text x="552.8" y="200.08" text-anchor="middle" font-size="12" font-weight="600" fill="#0f172a"&gt;Review&lt;/text&gt;</w:t>
+        <w:br/>
+        <w:t>&lt;line x1="489.6" y1="196.0" x2="500.8" y2="196.0" stroke="#4338ca" stroke-width="2" marker-end="url(#arrowA)"/&gt;</w:t>
+        <w:br/>
+        <w:t>&lt;rect x="616.0" y="166.0" width="104" height="60" rx="10" fill="#ffffff" stroke="#dc2626" stroke-width="2"/&gt;&lt;text x="668.0" y="200.08" text-anchor="middle" font-size="12" font-weight="600" fill="#0f172a"&gt;Close&lt;/text&gt;</w:t>
+        <w:br/>
+        <w:t>&lt;line x1="604.8" y1="196.0" x2="616.0" y2="196.0" stroke="#4338ca" stroke-width="2" marker-end="url(#arrowA)"/&gt;</w:t>
+        <w:br/>
+        <w:t>&lt;path d="M668.0,226.0 q0,46 -288.0,46 q-288.0,0 -288.0,-46" fill="none" stroke="#cbd5e1" stroke-width="1.6" stroke-dasharray="5 4" marker-end="url(#arrow)"/&gt;</w:t>
+        <w:br/>
+        <w:t>&lt;text x="380.0" y="288.0" text-anchor="middle" font-size="9.5" fill="#94a3b8"&gt;feedback / monitoring loop&lt;/text&gt;</w:t>
         <w:br/>
         <w:t>&lt;/svg&gt;</w:t>
       </w:r>
@@ -17607,45 +17581,39 @@
           <w:rFonts w:ascii="Consolas" w:hAnsi="Consolas"/>
           <w:sz w:val="16"/>
         </w:rPr>
-        <w:t>&lt;svg xmlns="http://www.w3.org/2000/svg" width="760" height="360" viewBox="0 0 760 360" font-family="Inter, Arial, sans-serif"&gt;</w:t>
-        <w:br/>
-        <w:t>&lt;rect width="760" height="360" fill="#f8fafc"/&gt;</w:t>
-        <w:br/>
-        <w:t>&lt;text x="380" y="34" text-anchor="middle" font-size="20" font-weight="700" fill="#0f172a"&gt;Data Lineage - Cost, Performance and Scaling&lt;/text&gt;</w:t>
-        <w:br/>
-        <w:t>&lt;rect x="290" y="162" width="180" height="56" rx="12" fill="#0f172a"/&gt;</w:t>
-        <w:br/>
-        <w:t>&lt;text x="380" y="195" text-anchor="middle" font-size="14" font-weight="700" fill="#ffffff"&gt;AI Foundations&lt;/text&gt;</w:t>
-        <w:br/>
-        <w:t>&lt;line x1="380" y1="190" x2="380" y2="70" stroke="#94a3b8" stroke-width="2"/&gt;</w:t>
-        <w:br/>
-        <w:t>&lt;rect x="308" y="48" width="144" height="44" rx="10" fill="#ffffff" stroke="#2563eb" stroke-width="2"/&gt;</w:t>
-        <w:br/>
-        <w:t>&lt;text x="380" y="74" text-anchor="middle" font-size="11" fill="#0f172a"&gt;The AI/ML Landscape…&lt;/text&gt;</w:t>
-        <w:br/>
-        <w:t>&lt;line x1="380" y1="190" x2="617" y2="153" stroke="#94a3b8" stroke-width="2"/&gt;</w:t>
-        <w:br/>
-        <w:t>&lt;rect x="545" y="131" width="144" height="44" rx="10" fill="#ffffff" stroke="#7c3aed" stroke-width="2"/&gt;</w:t>
-        <w:br/>
-        <w:t>&lt;text x="617" y="157" text-anchor="middle" font-size="11" fill="#0f172a"&gt;Linear Algebra for …&lt;/text&gt;</w:t>
-        <w:br/>
-        <w:t>&lt;line x1="380" y1="190" x2="526" y2="287" stroke="#94a3b8" stroke-width="2"/&gt;</w:t>
-        <w:br/>
-        <w:t>&lt;rect x="454" y="265" width="144" height="44" rx="10" fill="#ffffff" stroke="#0891b2" stroke-width="2"/&gt;</w:t>
-        <w:br/>
-        <w:t>&lt;text x="526" y="291" text-anchor="middle" font-size="11" fill="#0f172a"&gt;Probability, Statis…&lt;/text&gt;</w:t>
-        <w:br/>
-        <w:t>&lt;line x1="380" y1="190" x2="234" y2="287" stroke="#94a3b8" stroke-width="2"/&gt;</w:t>
-        <w:br/>
-        <w:t>&lt;rect x="162" y="265" width="144" height="44" rx="10" fill="#ffffff" stroke="#059669" stroke-width="2"/&gt;</w:t>
-        <w:br/>
-        <w:t>&lt;text x="234" y="291" text-anchor="middle" font-size="11" fill="#0f172a"&gt;Optimisation and Gr…&lt;/text&gt;</w:t>
-        <w:br/>
-        <w:t>&lt;line x1="380" y1="190" x2="143" y2="153" stroke="#94a3b8" stroke-width="2"/&gt;</w:t>
-        <w:br/>
-        <w:t>&lt;rect x="71" y="131" width="144" height="44" rx="10" fill="#ffffff" stroke="#d97706" stroke-width="2"/&gt;</w:t>
-        <w:br/>
-        <w:t>&lt;text x="143" y="157" text-anchor="middle" font-size="11" fill="#0f172a"&gt;Data Engineering an…&lt;/text&gt;</w:t>
+        <w:t>&lt;svg xmlns="http://www.w3.org/2000/svg" width="760" height="380" viewBox="0 0 760 380" font-family="Inter, Segoe UI, Arial, sans-serif"&gt;</w:t>
+        <w:br/>
+        <w:t>&lt;defs&gt;&lt;marker id="arrow" markerWidth="10" markerHeight="10" refX="8" refY="3" orient="auto" markerUnits="strokeWidth"&gt;&lt;path d="M0,0 L8,3 L0,6 z" fill="#94a3b8"/&gt;&lt;/marker&gt;&lt;marker id="arrowA" markerWidth="10" markerHeight="10" refX="8" refY="3" orient="auto" markerUnits="strokeWidth"&gt;&lt;path d="M0,0 L8,3 L0,6 z" fill="#4338ca"/&gt;&lt;/marker&gt;&lt;/defs&gt;</w:t>
+        <w:br/>
+        <w:t>&lt;rect width="760" height="380" rx="12" fill="#f8fafc"/&gt;</w:t>
+        <w:br/>
+        <w:t>&lt;text x="380" y="30" text-anchor="middle" font-size="17" font-weight="700" fill="#0f172a"&gt;Data Lineage - Cost, Performance and Scaling&lt;/text&gt;</w:t>
+        <w:br/>
+        <w:t>&lt;rect x="40.0" y="166.0" width="104" height="60" rx="10" fill="#ffffff" stroke="#4338ca" stroke-width="2"/&gt;&lt;text x="92.0" y="200.08" text-anchor="middle" font-size="12" font-weight="600" fill="#0f172a"&gt;Source&lt;/text&gt;</w:t>
+        <w:br/>
+        <w:t>&lt;rect x="155.2" y="166.0" width="104" height="60" rx="10" fill="#ffffff" stroke="#7c3aed" stroke-width="2"/&gt;&lt;text x="207.2" y="200.08" text-anchor="middle" font-size="12" font-weight="600" fill="#0f172a"&gt;Raw&lt;/text&gt;</w:t>
+        <w:br/>
+        <w:t>&lt;line x1="144.0" y1="196.0" x2="155.2" y2="196.0" stroke="#4338ca" stroke-width="2" marker-end="url(#arrowA)"/&gt;</w:t>
+        <w:br/>
+        <w:t>&lt;rect x="270.4" y="166.0" width="104" height="60" rx="10" fill="#ffffff" stroke="#0891b2" stroke-width="2"/&gt;&lt;text x="322.4" y="200.08" text-anchor="middle" font-size="12" font-weight="600" fill="#0f172a"&gt;Curated&lt;/text&gt;</w:t>
+        <w:br/>
+        <w:t>&lt;line x1="259.2" y1="196.0" x2="270.4" y2="196.0" stroke="#4338ca" stroke-width="2" marker-end="url(#arrowA)"/&gt;</w:t>
+        <w:br/>
+        <w:t>&lt;rect x="385.6" y="166.0" width="104" height="60" rx="10" fill="#ffffff" stroke="#059669" stroke-width="2"/&gt;&lt;text x="437.6" y="200.08" text-anchor="middle" font-size="12" font-weight="600" fill="#0f172a"&gt;Feature&lt;/text&gt;</w:t>
+        <w:br/>
+        <w:t>&lt;line x1="374.4" y1="196.0" x2="385.6" y2="196.0" stroke="#4338ca" stroke-width="2" marker-end="url(#arrowA)"/&gt;</w:t>
+        <w:br/>
+        <w:t>&lt;rect x="500.8" y="166.0" width="104" height="60" rx="10" fill="#ffffff" stroke="#d97706" stroke-width="2"/&gt;&lt;text x="552.8" y="200.08" text-anchor="middle" font-size="12" font-weight="600" fill="#0f172a"&gt;Model&lt;/text&gt;</w:t>
+        <w:br/>
+        <w:t>&lt;line x1="489.6" y1="196.0" x2="500.8" y2="196.0" stroke="#4338ca" stroke-width="2" marker-end="url(#arrowA)"/&gt;</w:t>
+        <w:br/>
+        <w:t>&lt;rect x="616.0" y="166.0" width="104" height="60" rx="10" fill="#ffffff" stroke="#dc2626" stroke-width="2"/&gt;&lt;text x="668.0" y="200.08" text-anchor="middle" font-size="12" font-weight="600" fill="#0f172a"&gt;Serving&lt;/text&gt;</w:t>
+        <w:br/>
+        <w:t>&lt;line x1="604.8" y1="196.0" x2="616.0" y2="196.0" stroke="#4338ca" stroke-width="2" marker-end="url(#arrowA)"/&gt;</w:t>
+        <w:br/>
+        <w:t>&lt;path d="M668.0,226.0 q0,46 -288.0,46 q-288.0,0 -288.0,-46" fill="none" stroke="#cbd5e1" stroke-width="1.6" stroke-dasharray="5 4" marker-end="url(#arrow)"/&gt;</w:t>
+        <w:br/>
+        <w:t>&lt;text x="380.0" y="288.0" text-anchor="middle" font-size="9.5" fill="#94a3b8"&gt;feedback / monitoring loop&lt;/text&gt;</w:t>
         <w:br/>
         <w:t>&lt;/svg&gt;</w:t>
       </w:r>

--- a/content/ai-foundations/ai-foundations-foundations/ai-foundations-foundations.docx
+++ b/content/ai-foundations/ai-foundations-foundations/ai-foundations-foundations.docx
@@ -3227,7 +3227,7 @@
           <w:rFonts w:ascii="Consolas" w:hAnsi="Consolas"/>
           <w:sz w:val="16"/>
         </w:rPr>
-        <w:t>&lt;svg xmlns="http://www.w3.org/2000/svg" width="840" height="460" data-tpl="roadmap" data-pal="0-0" viewBox="0 0 840 460" font-family="Inter, Segoe UI, Arial, sans-serif"&gt;&lt;defs&gt;&lt;marker id="ar" markerWidth="9" markerHeight="9" refX="7" refY="3" orient="auto"&gt;&lt;path d="M0,0 L7,3 L0,6 z" fill="#94a3b8"/&gt;&lt;/marker&gt;&lt;marker id="arw" markerWidth="9" markerHeight="9" refX="7" refY="3" orient="auto"&gt;&lt;path d="M0,0 L7,3 L0,6 z" fill="#ffffff"/&gt;&lt;/marker&gt;&lt;filter id="sh" x="-20%" y="-20%" width="140%" height="140%"&gt;&lt;feDropShadow dx="0" dy="2" stdDeviation="3" flood-color="#0f172a" flood-opacity="0.16"/&gt;&lt;/filter&gt;&lt;/defs&gt;&lt;defs&gt;&lt;linearGradient id="bn4372f7b" x1="0" y1="0" x2="1" y2="0"&gt;&lt;stop offset="0" stop-color="#4338ca"/&gt;&lt;stop offset="1" stop-color="#6d28d9"/&gt;&lt;/linearGradient&gt;&lt;/defs&gt;&lt;rect width="840" height="460" rx="14" fill="#ffffff"/&gt;&lt;rect x="0" y="0" width="840" height="48" rx="14" fill="url(#bn4372f7b)"/&gt;&lt;rect x="0" y="32" width="840" height="16" fill="url(#bn4372f7b)"/&gt;&lt;text x="420" y="25" text-anchor="middle" font-size="15" font-weight="700" fill="#ffffff" dominant-baseline="middle"&gt;DevOps Pipeline - Optimisation and Gradient Descent&lt;/text&gt;&lt;polygon points="28,204 206,204 224,234 206,264 28,264 46,234" fill="#4338ca"/&gt;&lt;text x="126" y="234" text-anchor="middle" font-size="11" font-weight="600" fill="#fff" dominant-baseline="middle"&gt;Representation …&lt;/text&gt;&lt;text x="126" y="190" text-anchor="middle" font-size="11" font-weight="700" fill="#64748b" dominant-baseline="middle"&gt;Q1&lt;/text&gt;&lt;polygon points="224,204 402,204 420,234 402,264 224,264 242,234" fill="#6d28d9"/&gt;&lt;text x="322" y="234" text-anchor="middle" font-size="11" font-weight="600" fill="#fff" dominant-baseline="middle"&gt;Responsible and…&lt;/text&gt;&lt;text x="322" y="190" text-anchor="middle" font-size="11" font-weight="700" fill="#64748b" dominant-baseline="middle"&gt;Q2&lt;/text&gt;&lt;polygon points="420,204 598,204 616,234 598,264 420,264 438,234" fill="#7c3aed"/&gt;&lt;text x="518" y="234" text-anchor="middle" font-size="11" font-weight="600" fill="#fff" dominant-baseline="middle"&gt;From Notebook t…&lt;/text&gt;&lt;text x="518" y="190" text-anchor="middle" font-size="11" font-weight="700" fill="#64748b" dominant-baseline="middle"&gt;Q3&lt;/text&gt;&lt;polygon points="616,204 794,204 812,234 794,264 616,264 634,234" fill="#8b5cf6"/&gt;&lt;text x="714" y="234" text-anchor="middle" font-size="11" font-weight="600" fill="#fff" dominant-baseline="middle"&gt;Scaling Laws an…&lt;/text&gt;&lt;text x="714" y="190" text-anchor="middle" font-size="11" font-weight="700" fill="#64748b" dominant-baseline="middle"&gt;Q4&lt;/text&gt;&lt;text x="28" y="446" text-anchor="start" font-size="9.5" font-weight="500" fill="#64748b" dominant-baseline="middle"&gt;AI Foundations  •  DevOps Pipeline&lt;/text&gt;&lt;/svg&gt;</w:t>
+        <w:t>&lt;svg xmlns="http://www.w3.org/2000/svg" width="840" height="460" data-tpl="roadmap" data-pal="0-0" viewBox="0 0 840 460" font-family="Inter, Segoe UI, Arial, sans-serif"&gt;&lt;defs&gt;&lt;marker id="ar" markerWidth="9" markerHeight="9" refX="7" refY="3" orient="auto"&gt;&lt;path d="M0,0 L7,3 L0,6 z" fill="#94a3b8"/&gt;&lt;/marker&gt;&lt;marker id="arw" markerWidth="9" markerHeight="9" refX="7" refY="3" orient="auto"&gt;&lt;path d="M0,0 L7,3 L0,6 z" fill="#ffffff"/&gt;&lt;/marker&gt;&lt;filter id="sh" x="-20%" y="-20%" width="140%" height="140%"&gt;&lt;feDropShadow dx="0" dy="2" stdDeviation="3" flood-color="#0f172a" flood-opacity="0.16"/&gt;&lt;/filter&gt;&lt;/defs&gt;&lt;defs&gt;&lt;linearGradient id="bn4372f7b" x1="0" y1="0" x2="1" y2="0"&gt;&lt;stop offset="0" stop-color="#4338ca"/&gt;&lt;stop offset="1" stop-color="#6d28d9"/&gt;&lt;/linearGradient&gt;&lt;/defs&gt;&lt;rect width="840" height="460" rx="14" fill="#ffffff"/&gt;&lt;rect x="0" y="0" width="840" height="48" rx="14" fill="url(#bn4372f7b)"/&gt;&lt;rect x="0" y="32" width="840" height="16" fill="url(#bn4372f7b)"/&gt;&lt;text x="420" y="25" text-anchor="middle" font-size="14.5" font-weight="700" fill="#ffffff" dominant-baseline="middle"&gt;DevOps Pipeline - Optimisation and Gradient Descent&lt;/text&gt;&lt;polygon points="28,204 206,204 224,234 206,264 28,264 46,234" fill="#4338ca"/&gt;&lt;text x="126" y="228" text-anchor="middle" font-size="11" font-weight="600" fill="#fff" dominant-baseline="middle"&gt;Representation&lt;/text&gt;&lt;text x="126" y="240" text-anchor="middle" font-size="11" font-weight="600" fill="#fff" dominant-baseline="middle"&gt;Learning and&lt;/text&gt;&lt;text x="126" y="190" text-anchor="middle" font-size="11" font-weight="700" fill="#64748b" dominant-baseline="middle"&gt;Q1&lt;/text&gt;&lt;polygon points="224,204 402,204 420,234 402,264 224,264 242,234" fill="#6d28d9"/&gt;&lt;text x="322" y="228" text-anchor="middle" font-size="11" font-weight="600" fill="#fff" dominant-baseline="middle"&gt;Responsible and&lt;/text&gt;&lt;text x="322" y="240" text-anchor="middle" font-size="11" font-weight="600" fill="#fff" dominant-baseline="middle"&gt;Trustworthy AI by&lt;/text&gt;&lt;text x="322" y="190" text-anchor="middle" font-size="11" font-weight="700" fill="#64748b" dominant-baseline="middle"&gt;Q2&lt;/text&gt;&lt;polygon points="420,204 598,204 616,234 598,264 420,264 438,234" fill="#7c3aed"/&gt;&lt;text x="518" y="228" text-anchor="middle" font-size="11" font-weight="600" fill="#fff" dominant-baseline="middle"&gt;From Notebook to&lt;/text&gt;&lt;text x="518" y="240" text-anchor="middle" font-size="11" font-weight="600" fill="#fff" dominant-baseline="middle"&gt;Production&lt;/text&gt;&lt;text x="518" y="190" text-anchor="middle" font-size="11" font-weight="700" fill="#64748b" dominant-baseline="middle"&gt;Q3&lt;/text&gt;&lt;polygon points="616,204 794,204 812,234 794,264 616,264 634,234" fill="#8b5cf6"/&gt;&lt;text x="714" y="228" text-anchor="middle" font-size="11" font-weight="600" fill="#fff" dominant-baseline="middle"&gt;Scaling Laws and&lt;/text&gt;&lt;text x="714" y="240" text-anchor="middle" font-size="11" font-weight="600" fill="#fff" dominant-baseline="middle"&gt;Compute Economics&lt;/text&gt;&lt;text x="714" y="190" text-anchor="middle" font-size="11" font-weight="700" fill="#64748b" dominant-baseline="middle"&gt;Q4&lt;/text&gt;&lt;text x="28" y="446" text-anchor="start" font-size="9.5" font-weight="500" fill="#64748b" dominant-baseline="middle"&gt;AI Foundations  •  DevOps Pipeline&lt;/text&gt;&lt;/svg&gt;</w:t>
       </w:r>
     </w:p>
     <w:p>
@@ -4033,7 +4033,7 @@
           <w:rFonts w:ascii="Consolas" w:hAnsi="Consolas"/>
           <w:sz w:val="16"/>
         </w:rPr>
-        <w:t>&lt;svg xmlns="http://www.w3.org/2000/svg" width="840" height="460" data-tpl="cycle" data-pal="5-4" viewBox="0 0 840 460" font-family="Inter, Segoe UI, Arial, sans-serif"&gt;&lt;defs&gt;&lt;marker id="ar" markerWidth="9" markerHeight="9" refX="7" refY="3" orient="auto"&gt;&lt;path d="M0,0 L7,3 L0,6 z" fill="#94a3b8"/&gt;&lt;/marker&gt;&lt;marker id="arw" markerWidth="9" markerHeight="9" refX="7" refY="3" orient="auto"&gt;&lt;path d="M0,0 L7,3 L0,6 z" fill="#ffffff"/&gt;&lt;/marker&gt;&lt;filter id="sh" x="-20%" y="-20%" width="140%" height="140%"&gt;&lt;feDropShadow dx="0" dy="2" stdDeviation="3" flood-color="#0f172a" flood-opacity="0.16"/&gt;&lt;/filter&gt;&lt;/defs&gt;&lt;defs&gt;&lt;linearGradient id="bn3b18b9a" x1="0" y1="0" x2="1" y2="0"&gt;&lt;stop offset="0" stop-color="#60a5fa"/&gt;&lt;stop offset="1" stop-color="#1e40af"/&gt;&lt;/linearGradient&gt;&lt;/defs&gt;&lt;rect width="840" height="460" rx="14" fill="#ffffff"/&gt;&lt;rect x="0" y="0" width="840" height="48" rx="14" fill="url(#bn3b18b9a)"/&gt;&lt;rect x="0" y="32" width="840" height="16" fill="url(#bn3b18b9a)"/&gt;&lt;text x="420" y="25" text-anchor="middle" font-size="15" font-weight="700" fill="#ffffff" dominant-baseline="middle"&gt;DevOps Pipeline - Data Engineering and Feature Pipelines&lt;/text&gt;&lt;rect x="348" y="86" width="144" height="44" rx="11" fill="#60a5fa" filter="url(#sh)"/&gt;&lt;text x="420" y="108" text-anchor="middle" font-size="11" font-weight="600" fill="#ffffff" dominant-baseline="middle"&gt;Evaluation, Metrics an…&lt;/text&gt;&lt;rect x="472" y="176" width="144" height="44" rx="11" fill="#1e40af" filter="url(#sh)"/&gt;&lt;text x="544" y="198" text-anchor="middle" font-size="11" font-weight="600" fill="#ffffff" dominant-baseline="middle"&gt;Regularisation and Gen…&lt;/text&gt;&lt;rect x="424" y="321" width="144" height="44" rx="11" fill="#1e3a8a" filter="url(#sh)"/&gt;&lt;text x="496" y="343" text-anchor="middle" font-size="11" font-weight="600" fill="#ffffff" dominant-baseline="middle"&gt;Representation Learnin…&lt;/text&gt;&lt;rect x="272" y="321" width="144" height="44" rx="11" fill="#1d4ed8" filter="url(#sh)"/&gt;&lt;text x="344" y="343" text-anchor="middle" font-size="11" font-weight="600" fill="#ffffff" dominant-baseline="middle"&gt;Responsible and Trustw…&lt;/text&gt;&lt;rect x="224" y="176" width="144" height="44" rx="11" fill="#2563eb" filter="url(#sh)"/&gt;&lt;text x="296" y="198" text-anchor="middle" font-size="11" font-weight="600" fill="#ffffff" dominant-baseline="middle"&gt;From Notebook to Produ…&lt;/text&gt;&lt;path d="M461,147 A100,100 0 0 1 494,171" fill="none" stroke="#cbd5e1" stroke-width="2" marker-end="url(#ar)"/&gt;&lt;path d="M519,249 A100,100 0 0 1 507,288" fill="none" stroke="#cbd5e1" stroke-width="2" marker-end="url(#ar)"/&gt;&lt;path d="M441,336 A100,100 0 0 1 399,336" fill="none" stroke="#cbd5e1" stroke-width="2" marker-end="url(#ar)"/&gt;&lt;path d="M333,288 A100,100 0 0 1 321,249" fill="none" stroke="#cbd5e1" stroke-width="2" marker-end="url(#ar)"/&gt;&lt;path d="M346,171 A100,100 0 0 1 379,147" fill="none" stroke="#cbd5e1" stroke-width="2" marker-end="url(#ar)"/&gt;&lt;text x="420" y="238" text-anchor="middle" font-size="12" font-weight="600" fill="#64748b" dominant-baseline="middle"&gt;continuous&lt;/text&gt;&lt;text x="28" y="446" text-anchor="start" font-size="9.5" font-weight="500" fill="#64748b" dominant-baseline="middle"&gt;AI Foundations  •  DevOps Pipeline&lt;/text&gt;&lt;/svg&gt;</w:t>
+        <w:t>&lt;svg xmlns="http://www.w3.org/2000/svg" width="840" height="460" data-tpl="cycle" data-pal="5-4" viewBox="0 0 840 460" font-family="Inter, Segoe UI, Arial, sans-serif"&gt;&lt;defs&gt;&lt;marker id="ar" markerWidth="9" markerHeight="9" refX="7" refY="3" orient="auto"&gt;&lt;path d="M0,0 L7,3 L0,6 z" fill="#94a3b8"/&gt;&lt;/marker&gt;&lt;marker id="arw" markerWidth="9" markerHeight="9" refX="7" refY="3" orient="auto"&gt;&lt;path d="M0,0 L7,3 L0,6 z" fill="#ffffff"/&gt;&lt;/marker&gt;&lt;filter id="sh" x="-20%" y="-20%" width="140%" height="140%"&gt;&lt;feDropShadow dx="0" dy="2" stdDeviation="3" flood-color="#0f172a" flood-opacity="0.16"/&gt;&lt;/filter&gt;&lt;/defs&gt;&lt;defs&gt;&lt;linearGradient id="bn3b18b9a" x1="0" y1="0" x2="1" y2="0"&gt;&lt;stop offset="0" stop-color="#60a5fa"/&gt;&lt;stop offset="1" stop-color="#1e40af"/&gt;&lt;/linearGradient&gt;&lt;/defs&gt;&lt;rect width="840" height="460" rx="14" fill="#ffffff"/&gt;&lt;rect x="0" y="0" width="840" height="48" rx="14" fill="url(#bn3b18b9a)"/&gt;&lt;rect x="0" y="32" width="840" height="16" fill="url(#bn3b18b9a)"/&gt;&lt;text x="420" y="25" text-anchor="middle" font-size="14.5" font-weight="700" fill="#ffffff" dominant-baseline="middle"&gt;DevOps Pipeline - Data Engineering and Feature Pipelines&lt;/text&gt;&lt;rect x="348" y="86" width="144" height="44" rx="11" fill="#60a5fa" filter="url(#sh)"/&gt;&lt;text x="420" y="103" text-anchor="middle" font-size="9.5" font-weight="600" fill="#ffffff" dominant-baseline="middle"&gt;Evaluation, Metrics and&lt;/text&gt;&lt;text x="420" y="113" text-anchor="middle" font-size="9.5" font-weight="600" fill="#ffffff" dominant-baseline="middle"&gt;Experimental Design&lt;/text&gt;&lt;rect x="472" y="176" width="144" height="44" rx="11" fill="#1e40af" filter="url(#sh)"/&gt;&lt;text x="544" y="192" text-anchor="middle" font-size="9.5" font-weight="600" fill="#ffffff" dominant-baseline="middle"&gt;Regularisation and&lt;/text&gt;&lt;text x="544" y="203" text-anchor="middle" font-size="9.5" font-weight="600" fill="#ffffff" dominant-baseline="middle"&gt;Generalisation&lt;/text&gt;&lt;rect x="424" y="321" width="144" height="44" rx="11" fill="#1e3a8a" filter="url(#sh)"/&gt;&lt;text x="496" y="338" text-anchor="middle" font-size="9.5" font-weight="600" fill="#ffffff" dominant-baseline="middle"&gt;Representation Learning&lt;/text&gt;&lt;text x="496" y="349" text-anchor="middle" font-size="9.5" font-weight="600" fill="#ffffff" dominant-baseline="middle"&gt;and Embeddings&lt;/text&gt;&lt;rect x="272" y="321" width="144" height="44" rx="11" fill="#1d4ed8" filter="url(#sh)"/&gt;&lt;text x="344" y="338" text-anchor="middle" font-size="9.5" font-weight="600" fill="#ffffff" dominant-baseline="middle"&gt;Responsible and&lt;/text&gt;&lt;text x="344" y="349" text-anchor="middle" font-size="9.5" font-weight="600" fill="#ffffff" dominant-baseline="middle"&gt;Trustworthy AI by Design&lt;/text&gt;&lt;rect x="224" y="176" width="144" height="44" rx="11" fill="#2563eb" filter="url(#sh)"/&gt;&lt;text x="296" y="192" text-anchor="middle" font-size="9.5" font-weight="600" fill="#ffffff" dominant-baseline="middle"&gt;From Notebook to&lt;/text&gt;&lt;text x="296" y="203" text-anchor="middle" font-size="9.5" font-weight="600" fill="#ffffff" dominant-baseline="middle"&gt;Production&lt;/text&gt;&lt;path d="M461,147 A100,100 0 0 1 494,171" fill="none" stroke="#cbd5e1" stroke-width="2" marker-end="url(#ar)"/&gt;&lt;path d="M519,249 A100,100 0 0 1 507,288" fill="none" stroke="#cbd5e1" stroke-width="2" marker-end="url(#ar)"/&gt;&lt;path d="M441,336 A100,100 0 0 1 399,336" fill="none" stroke="#cbd5e1" stroke-width="2" marker-end="url(#ar)"/&gt;&lt;path d="M333,288 A100,100 0 0 1 321,249" fill="none" stroke="#cbd5e1" stroke-width="2" marker-end="url(#ar)"/&gt;&lt;path d="M346,171 A100,100 0 0 1 379,147" fill="none" stroke="#cbd5e1" stroke-width="2" marker-end="url(#ar)"/&gt;&lt;text x="420" y="238" text-anchor="middle" font-size="12" font-weight="600" fill="#64748b" dominant-baseline="middle"&gt;continuous&lt;/text&gt;&lt;text x="28" y="446" text-anchor="start" font-size="9.5" font-weight="500" fill="#64748b" dominant-baseline="middle"&gt;AI Foundations  •  DevOps Pipeline&lt;/text&gt;&lt;/svg&gt;</w:t>
       </w:r>
     </w:p>
     <w:p>
@@ -4906,7 +4906,7 @@
           <w:rFonts w:ascii="Consolas" w:hAnsi="Consolas"/>
           <w:sz w:val="16"/>
         </w:rPr>
-        <w:t>&lt;svg xmlns="http://www.w3.org/2000/svg" width="840" height="460" data-tpl="grid_matrix" data-pal="5-0" viewBox="0 0 840 460" font-family="Inter, Segoe UI, Arial, sans-serif"&gt;&lt;defs&gt;&lt;marker id="ar" markerWidth="9" markerHeight="9" refX="7" refY="3" orient="auto"&gt;&lt;path d="M0,0 L7,3 L0,6 z" fill="#94a3b8"/&gt;&lt;/marker&gt;&lt;marker id="arw" markerWidth="9" markerHeight="9" refX="7" refY="3" orient="auto"&gt;&lt;path d="M0,0 L7,3 L0,6 z" fill="#ffffff"/&gt;&lt;/marker&gt;&lt;filter id="sh" x="-20%" y="-20%" width="140%" height="140%"&gt;&lt;feDropShadow dx="0" dy="2" stdDeviation="3" flood-color="#0f172a" flood-opacity="0.16"/&gt;&lt;/filter&gt;&lt;/defs&gt;&lt;defs&gt;&lt;linearGradient id="bn508a051" x1="0" y1="0" x2="1" y2="0"&gt;&lt;stop offset="0" stop-color="#1e3a8a"/&gt;&lt;stop offset="1" stop-color="#1d4ed8"/&gt;&lt;/linearGradient&gt;&lt;/defs&gt;&lt;rect width="840" height="460" rx="14" fill="#ffffff"/&gt;&lt;rect x="0" y="0" width="840" height="48" rx="14" fill="url(#bn508a051)"/&gt;&lt;rect x="0" y="32" width="840" height="16" fill="url(#bn508a051)"/&gt;&lt;text x="420" y="25" text-anchor="middle" font-size="15" font-weight="700" fill="#ffffff" dominant-baseline="middle"&gt;Operating Model - Model Families and Inductive Bias&lt;/text&gt;&lt;text x="276" y="78" text-anchor="middle" font-size="10.5" font-weight="700" fill="#64748b" dominant-baseline="middle"&gt;Plan&lt;/text&gt;&lt;text x="430" y="78" text-anchor="middle" font-size="10.5" font-weight="700" fill="#64748b" dominant-baseline="middle"&gt;Build&lt;/text&gt;&lt;text x="582" y="78" text-anchor="middle" font-size="10.5" font-weight="700" fill="#64748b" dominant-baseline="middle"&gt;Run&lt;/text&gt;&lt;text x="736" y="78" text-anchor="middle" font-size="10.5" font-weight="700" fill="#64748b" dominant-baseline="middle"&gt;Improve&lt;/text&gt;&lt;text x="188" y="125" text-anchor="end" font-size="10.5" font-weight="600" fill="#0f172a" dominant-baseline="middle"&gt;Responsible and Trust…&lt;/text&gt;&lt;rect x="203" y="93" width="147" height="64" rx="8" fill="#1e3a8a"/&gt;&lt;rect x="203" y="93" width="147" height="64" rx="8" fill="#ffffff" fill-opacity="0.25"/&gt;&lt;rect x="356" y="93" width="147" height="64" rx="8" fill="#1d4ed8"/&gt;&lt;rect x="356" y="93" width="147" height="64" rx="8" fill="#ffffff" fill-opacity="0.62"/&gt;&lt;rect x="509" y="93" width="147" height="64" rx="8" fill="#2563eb"/&gt;&lt;rect x="509" y="93" width="147" height="64" rx="8" fill="#ffffff" fill-opacity="0.12"/&gt;&lt;rect x="662" y="93" width="147" height="64" rx="8" fill="#3b82f6"/&gt;&lt;rect x="662" y="93" width="147" height="64" rx="8" fill="#ffffff" fill-opacity="0.00"/&gt;&lt;text x="188" y="195" text-anchor="end" font-size="10.5" font-weight="600" fill="#0f172a" dominant-baseline="middle"&gt;From Notebook to Prod…&lt;/text&gt;&lt;rect x="203" y="163" width="147" height="64" rx="8" fill="#1d4ed8"/&gt;&lt;rect x="203" y="163" width="147" height="64" rx="8" fill="#ffffff" fill-opacity="0.25"/&gt;&lt;rect x="356" y="163" width="147" height="64" rx="8" fill="#2563eb"/&gt;&lt;rect x="356" y="163" width="147" height="64" rx="8" fill="#ffffff" fill-opacity="0.62"/&gt;&lt;rect x="509" y="163" width="147" height="64" rx="8" fill="#3b82f6"/&gt;&lt;rect x="509" y="163" width="147" height="64" rx="8" fill="#ffffff" fill-opacity="0.38"/&gt;&lt;rect x="662" y="163" width="147" height="64" rx="8" fill="#60a5fa"/&gt;&lt;rect x="662" y="163" width="147" height="64" rx="8" fill="#ffffff" fill-opacity="0.38"/&gt;&lt;text x="188" y="265" text-anchor="end" font-size="10.5" font-weight="600" fill="#0f172a" dominant-baseline="middle"&gt;Scaling Laws and Comp…&lt;/text&gt;&lt;rect x="203" y="233" width="147" height="64" rx="8" fill="#2563eb"/&gt;&lt;rect x="203" y="233" width="147" height="64" rx="8" fill="#ffffff" fill-opacity="0.38"/&gt;&lt;rect x="356" y="233" width="147" height="64" rx="8" fill="#3b82f6"/&gt;&lt;rect x="356" y="233" width="147" height="64" rx="8" fill="#ffffff" fill-opacity="0.62"/&gt;&lt;rect x="509" y="233" width="147" height="64" rx="8" fill="#60a5fa"/&gt;&lt;rect x="509" y="233" width="147" height="64" rx="8" fill="#ffffff" fill-opacity="0.25"/&gt;&lt;rect x="662" y="233" width="147" height="64" rx="8" fill="#1e40af"/&gt;&lt;rect x="662" y="233" width="147" height="64" rx="8" fill="#ffffff" fill-opacity="0.38"/&gt;&lt;text x="188" y="335" text-anchor="end" font-size="10.5" font-weight="600" fill="#0f172a" dominant-baseline="middle"&gt;The Modern AI Stack&lt;/text&gt;&lt;rect x="203" y="303" width="147" height="64" rx="8" fill="#3b82f6"/&gt;&lt;rect x="203" y="303" width="147" height="64" rx="8" fill="#ffffff" fill-opacity="0.12"/&gt;&lt;rect x="356" y="303" width="147" height="64" rx="8" fill="#60a5fa"/&gt;&lt;rect x="356" y="303" width="147" height="64" rx="8" fill="#ffffff" fill-opacity="0.25"/&gt;&lt;rect x="509" y="303" width="147" height="64" rx="8" fill="#1e40af"/&gt;&lt;rect x="509" y="303" width="147" height="64" rx="8" fill="#ffffff" fill-opacity="0.38"/&gt;&lt;rect x="662" y="303" width="147" height="64" rx="8" fill="#1e3a8a"/&gt;&lt;rect x="662" y="303" width="147" height="64" rx="8" fill="#ffffff" fill-opacity="0.50"/&gt;&lt;text x="28" y="446" text-anchor="start" font-size="9.5" font-weight="500" fill="#64748b" dominant-baseline="middle"&gt;AI Foundations  •  Operating Model&lt;/text&gt;&lt;/svg&gt;</w:t>
+        <w:t>&lt;svg xmlns="http://www.w3.org/2000/svg" width="840" height="460" data-tpl="grid_matrix" data-pal="5-0" viewBox="0 0 840 460" font-family="Inter, Segoe UI, Arial, sans-serif"&gt;&lt;defs&gt;&lt;marker id="ar" markerWidth="9" markerHeight="9" refX="7" refY="3" orient="auto"&gt;&lt;path d="M0,0 L7,3 L0,6 z" fill="#94a3b8"/&gt;&lt;/marker&gt;&lt;marker id="arw" markerWidth="9" markerHeight="9" refX="7" refY="3" orient="auto"&gt;&lt;path d="M0,0 L7,3 L0,6 z" fill="#ffffff"/&gt;&lt;/marker&gt;&lt;filter id="sh" x="-20%" y="-20%" width="140%" height="140%"&gt;&lt;feDropShadow dx="0" dy="2" stdDeviation="3" flood-color="#0f172a" flood-opacity="0.16"/&gt;&lt;/filter&gt;&lt;/defs&gt;&lt;defs&gt;&lt;linearGradient id="bn508a051" x1="0" y1="0" x2="1" y2="0"&gt;&lt;stop offset="0" stop-color="#1e3a8a"/&gt;&lt;stop offset="1" stop-color="#1d4ed8"/&gt;&lt;/linearGradient&gt;&lt;/defs&gt;&lt;rect width="840" height="460" rx="14" fill="#ffffff"/&gt;&lt;rect x="0" y="0" width="840" height="48" rx="14" fill="url(#bn508a051)"/&gt;&lt;rect x="0" y="32" width="840" height="16" fill="url(#bn508a051)"/&gt;&lt;text x="420" y="25" text-anchor="middle" font-size="14.5" font-weight="700" fill="#ffffff" dominant-baseline="middle"&gt;Operating Model - Model Families and Inductive Bias&lt;/text&gt;&lt;text x="276" y="78" text-anchor="middle" font-size="10.5" font-weight="700" fill="#64748b" dominant-baseline="middle"&gt;Plan&lt;/text&gt;&lt;text x="430" y="78" text-anchor="middle" font-size="10.5" font-weight="700" fill="#64748b" dominant-baseline="middle"&gt;Build&lt;/text&gt;&lt;text x="582" y="78" text-anchor="middle" font-size="10.5" font-weight="700" fill="#64748b" dominant-baseline="middle"&gt;Run&lt;/text&gt;&lt;text x="736" y="78" text-anchor="middle" font-size="10.5" font-weight="700" fill="#64748b" dominant-baseline="middle"&gt;Improve&lt;/text&gt;&lt;text x="188" y="119" text-anchor="end" font-size="10" font-weight="600" fill="#0f172a" dominant-baseline="middle"&gt;Responsible and&lt;/text&gt;&lt;text x="188" y="131" text-anchor="end" font-size="10" font-weight="600" fill="#0f172a" dominant-baseline="middle"&gt;Trustworthy AI by Design&lt;/text&gt;&lt;rect x="203" y="93" width="147" height="64" rx="8" fill="#1e3a8a"/&gt;&lt;rect x="203" y="93" width="147" height="64" rx="8" fill="#ffffff" fill-opacity="0.25"/&gt;&lt;rect x="356" y="93" width="147" height="64" rx="8" fill="#1d4ed8"/&gt;&lt;rect x="356" y="93" width="147" height="64" rx="8" fill="#ffffff" fill-opacity="0.62"/&gt;&lt;rect x="509" y="93" width="147" height="64" rx="8" fill="#2563eb"/&gt;&lt;rect x="509" y="93" width="147" height="64" rx="8" fill="#ffffff" fill-opacity="0.12"/&gt;&lt;rect x="662" y="93" width="147" height="64" rx="8" fill="#3b82f6"/&gt;&lt;rect x="662" y="93" width="147" height="64" rx="8" fill="#ffffff" fill-opacity="0.00"/&gt;&lt;text x="188" y="189" text-anchor="end" font-size="10" font-weight="600" fill="#0f172a" dominant-baseline="middle"&gt;From Notebook to&lt;/text&gt;&lt;text x="188" y="201" text-anchor="end" font-size="10" font-weight="600" fill="#0f172a" dominant-baseline="middle"&gt;Production&lt;/text&gt;&lt;rect x="203" y="163" width="147" height="64" rx="8" fill="#1d4ed8"/&gt;&lt;rect x="203" y="163" width="147" height="64" rx="8" fill="#ffffff" fill-opacity="0.25"/&gt;&lt;rect x="356" y="163" width="147" height="64" rx="8" fill="#2563eb"/&gt;&lt;rect x="356" y="163" width="147" height="64" rx="8" fill="#ffffff" fill-opacity="0.62"/&gt;&lt;rect x="509" y="163" width="147" height="64" rx="8" fill="#3b82f6"/&gt;&lt;rect x="509" y="163" width="147" height="64" rx="8" fill="#ffffff" fill-opacity="0.38"/&gt;&lt;rect x="662" y="163" width="147" height="64" rx="8" fill="#60a5fa"/&gt;&lt;rect x="662" y="163" width="147" height="64" rx="8" fill="#ffffff" fill-opacity="0.38"/&gt;&lt;text x="188" y="259" text-anchor="end" font-size="10" font-weight="600" fill="#0f172a" dominant-baseline="middle"&gt;Scaling Laws and Compute&lt;/text&gt;&lt;text x="188" y="271" text-anchor="end" font-size="10" font-weight="600" fill="#0f172a" dominant-baseline="middle"&gt;Economics&lt;/text&gt;&lt;rect x="203" y="233" width="147" height="64" rx="8" fill="#2563eb"/&gt;&lt;rect x="203" y="233" width="147" height="64" rx="8" fill="#ffffff" fill-opacity="0.38"/&gt;&lt;rect x="356" y="233" width="147" height="64" rx="8" fill="#3b82f6"/&gt;&lt;rect x="356" y="233" width="147" height="64" rx="8" fill="#ffffff" fill-opacity="0.62"/&gt;&lt;rect x="509" y="233" width="147" height="64" rx="8" fill="#60a5fa"/&gt;&lt;rect x="509" y="233" width="147" height="64" rx="8" fill="#ffffff" fill-opacity="0.25"/&gt;&lt;rect x="662" y="233" width="147" height="64" rx="8" fill="#1e40af"/&gt;&lt;rect x="662" y="233" width="147" height="64" rx="8" fill="#ffffff" fill-opacity="0.38"/&gt;&lt;text x="188" y="335" text-anchor="end" font-size="10" font-weight="600" fill="#0f172a" dominant-baseline="middle"&gt;The Modern AI Stack&lt;/text&gt;&lt;rect x="203" y="303" width="147" height="64" rx="8" fill="#3b82f6"/&gt;&lt;rect x="203" y="303" width="147" height="64" rx="8" fill="#ffffff" fill-opacity="0.12"/&gt;&lt;rect x="356" y="303" width="147" height="64" rx="8" fill="#60a5fa"/&gt;&lt;rect x="356" y="303" width="147" height="64" rx="8" fill="#ffffff" fill-opacity="0.25"/&gt;&lt;rect x="509" y="303" width="147" height="64" rx="8" fill="#1e40af"/&gt;&lt;rect x="509" y="303" width="147" height="64" rx="8" fill="#ffffff" fill-opacity="0.38"/&gt;&lt;rect x="662" y="303" width="147" height="64" rx="8" fill="#1e3a8a"/&gt;&lt;rect x="662" y="303" width="147" height="64" rx="8" fill="#ffffff" fill-opacity="0.50"/&gt;&lt;text x="28" y="446" text-anchor="start" font-size="9.5" font-weight="500" fill="#64748b" dominant-baseline="middle"&gt;AI Foundations  •  Operating Model&lt;/text&gt;&lt;/svg&gt;</w:t>
       </w:r>
     </w:p>
     <w:p>
@@ -10928,7 +10928,7 @@
           <w:rFonts w:ascii="Consolas" w:hAnsi="Consolas"/>
           <w:sz w:val="16"/>
         </w:rPr>
-        <w:t>&lt;svg xmlns="http://www.w3.org/2000/svg" width="840" height="460" data-tpl="honeycomb" data-pal="6-2" viewBox="0 0 840 460" font-family="Inter, Segoe UI, Arial, sans-serif"&gt;&lt;defs&gt;&lt;marker id="ar" markerWidth="9" markerHeight="9" refX="7" refY="3" orient="auto"&gt;&lt;path d="M0,0 L7,3 L0,6 z" fill="#94a3b8"/&gt;&lt;/marker&gt;&lt;marker id="arw" markerWidth="9" markerHeight="9" refX="7" refY="3" orient="auto"&gt;&lt;path d="M0,0 L7,3 L0,6 z" fill="#ffffff"/&gt;&lt;/marker&gt;&lt;filter id="sh" x="-20%" y="-20%" width="140%" height="140%"&gt;&lt;feDropShadow dx="0" dy="2" stdDeviation="3" flood-color="#0f172a" flood-opacity="0.16"/&gt;&lt;/filter&gt;&lt;/defs&gt;&lt;defs&gt;&lt;linearGradient id="bnebd9982" x1="0" y1="0" x2="1" y2="0"&gt;&lt;stop offset="0" stop-color="#64748b"/&gt;&lt;stop offset="1" stop-color="#0f172a"/&gt;&lt;/linearGradient&gt;&lt;/defs&gt;&lt;rect width="840" height="460" rx="14" fill="#ffffff"/&gt;&lt;rect x="0" y="0" width="840" height="48" rx="14" fill="url(#bnebd9982)"/&gt;&lt;rect x="0" y="32" width="840" height="16" fill="url(#bnebd9982)"/&gt;&lt;text x="420" y="25" text-anchor="middle" font-size="15" font-weight="700" fill="#ffffff" dominant-baseline="middle"&gt;Cloud Architecture - Scaling Laws and Compute Economics&lt;/text&gt;&lt;polygon points="465,212 465,264 420,290 375,264 375,212 420,186" fill="#64748b"/&gt;&lt;text x="420" y="238" text-anchor="middle" font-size="10" font-weight="600" fill="#fff" dominant-baseline="middle"&gt;Responsible…&lt;/text&gt;&lt;polygon points="375,212 375,264 330,290 284,264 284,212 330,186" fill="#0f172a"/&gt;&lt;text x="330" y="238" text-anchor="middle" font-size="10" font-weight="600" fill="#fff" dominant-baseline="middle"&gt;From Notebo…&lt;/text&gt;&lt;polygon points="556,212 556,264 510,290 465,264 465,212 510,186" fill="#1e293b"/&gt;&lt;text x="510" y="238" text-anchor="middle" font-size="10" font-weight="600" fill="#fff" dominant-baseline="middle"&gt;Scaling Law…&lt;/text&gt;&lt;polygon points="420,134 420,186 375,212 330,186 330,134 375,108" fill="#94a3b8"/&gt;&lt;text x="375" y="160" text-anchor="middle" font-size="10" font-weight="600" fill="#fff" dominant-baseline="middle"&gt;The Modern …&lt;/text&gt;&lt;polygon points="510,134 510,186 465,212 420,186 420,134 465,108" fill="#334155"/&gt;&lt;text x="465" y="160" text-anchor="middle" font-size="10" font-weight="600" fill="#fff" dominant-baseline="middle"&gt;The AI/ML L…&lt;/text&gt;&lt;polygon points="420,290 420,342 375,368 330,342 330,290 375,264" fill="#475569"/&gt;&lt;text x="375" y="316" text-anchor="middle" font-size="10" font-weight="600" fill="#fff" dominant-baseline="middle"&gt;Linear Alge…&lt;/text&gt;&lt;polygon points="510,290 510,342 465,368 420,342 420,290 465,264" fill="#64748b"/&gt;&lt;text x="465" y="316" text-anchor="middle" font-size="10" font-weight="600" fill="#fff" dominant-baseline="middle"&gt;Probability…&lt;/text&gt;&lt;text x="28" y="446" text-anchor="start" font-size="9.5" font-weight="500" fill="#64748b" dominant-baseline="middle"&gt;AI Foundations  •  Cloud Architecture&lt;/text&gt;&lt;/svg&gt;</w:t>
+        <w:t>&lt;svg xmlns="http://www.w3.org/2000/svg" width="840" height="460" data-tpl="honeycomb" data-pal="6-2" viewBox="0 0 840 460" font-family="Inter, Segoe UI, Arial, sans-serif"&gt;&lt;defs&gt;&lt;marker id="ar" markerWidth="9" markerHeight="9" refX="7" refY="3" orient="auto"&gt;&lt;path d="M0,0 L7,3 L0,6 z" fill="#94a3b8"/&gt;&lt;/marker&gt;&lt;marker id="arw" markerWidth="9" markerHeight="9" refX="7" refY="3" orient="auto"&gt;&lt;path d="M0,0 L7,3 L0,6 z" fill="#ffffff"/&gt;&lt;/marker&gt;&lt;filter id="sh" x="-20%" y="-20%" width="140%" height="140%"&gt;&lt;feDropShadow dx="0" dy="2" stdDeviation="3" flood-color="#0f172a" flood-opacity="0.16"/&gt;&lt;/filter&gt;&lt;/defs&gt;&lt;defs&gt;&lt;linearGradient id="bnebd9982" x1="0" y1="0" x2="1" y2="0"&gt;&lt;stop offset="0" stop-color="#64748b"/&gt;&lt;stop offset="1" stop-color="#0f172a"/&gt;&lt;/linearGradient&gt;&lt;/defs&gt;&lt;rect width="840" height="460" rx="14" fill="#ffffff"/&gt;&lt;rect x="0" y="0" width="840" height="48" rx="14" fill="url(#bnebd9982)"/&gt;&lt;rect x="0" y="32" width="840" height="16" fill="url(#bnebd9982)"/&gt;&lt;text x="420" y="25" text-anchor="middle" font-size="14.5" font-weight="700" fill="#ffffff" dominant-baseline="middle"&gt;Cloud Architecture - Scaling Laws and Compute Economics&lt;/text&gt;&lt;polygon points="465,212 465,264 420,290 375,264 375,212 420,186" fill="#64748b"/&gt;&lt;text x="420" y="233" text-anchor="middle" font-size="9.5" font-weight="600" fill="#fff" dominant-baseline="middle"&gt;Responsible&lt;/text&gt;&lt;text x="420" y="243" text-anchor="middle" font-size="9.5" font-weight="600" fill="#fff" dominant-baseline="middle"&gt;and&lt;/text&gt;&lt;polygon points="375,212 375,264 330,290 284,264 284,212 330,186" fill="#0f172a"/&gt;&lt;text x="330" y="233" text-anchor="middle" font-size="9.5" font-weight="600" fill="#fff" dominant-baseline="middle"&gt;From&lt;/text&gt;&lt;text x="330" y="243" text-anchor="middle" font-size="9.5" font-weight="600" fill="#fff" dominant-baseline="middle"&gt;Notebook to&lt;/text&gt;&lt;polygon points="556,212 556,264 510,290 465,264 465,212 510,186" fill="#1e293b"/&gt;&lt;text x="510" y="233" text-anchor="middle" font-size="9.5" font-weight="600" fill="#fff" dominant-baseline="middle"&gt;Scaling&lt;/text&gt;&lt;text x="510" y="243" text-anchor="middle" font-size="9.5" font-weight="600" fill="#fff" dominant-baseline="middle"&gt;Laws and&lt;/text&gt;&lt;polygon points="420,134 420,186 375,212 330,186 330,134 375,108" fill="#94a3b8"/&gt;&lt;text x="375" y="155" text-anchor="middle" font-size="9.5" font-weight="600" fill="#fff" dominant-baseline="middle"&gt;The Modern&lt;/text&gt;&lt;text x="375" y="165" text-anchor="middle" font-size="9.5" font-weight="600" fill="#fff" dominant-baseline="middle"&gt;AI Stack&lt;/text&gt;&lt;polygon points="510,134 510,186 465,212 420,186 420,134 465,108" fill="#334155"/&gt;&lt;text x="465" y="155" text-anchor="middle" font-size="9.5" font-weight="600" fill="#fff" dominant-baseline="middle"&gt;The AI/ML&lt;/text&gt;&lt;text x="465" y="165" text-anchor="middle" font-size="9.5" font-weight="600" fill="#fff" dominant-baseline="middle"&gt;Landscape&lt;/text&gt;&lt;polygon points="420,290 420,342 375,368 330,342 330,290 375,264" fill="#475569"/&gt;&lt;text x="375" y="311" text-anchor="middle" font-size="9.5" font-weight="600" fill="#fff" dominant-baseline="middle"&gt;Linear&lt;/text&gt;&lt;text x="375" y="321" text-anchor="middle" font-size="9.5" font-weight="600" fill="#fff" dominant-baseline="middle"&gt;Algebra for&lt;/text&gt;&lt;polygon points="510,290 510,342 465,368 420,342 420,290 465,264" fill="#64748b"/&gt;&lt;text x="465" y="311" text-anchor="middle" font-size="9.5" font-weight="600" fill="#fff" dominant-baseline="middle"&gt;Probability,&lt;/text&gt;&lt;text x="465" y="321" text-anchor="middle" font-size="9.5" font-weight="600" fill="#fff" dominant-baseline="middle"&gt;Statistics&lt;/text&gt;&lt;text x="28" y="446" text-anchor="start" font-size="9.5" font-weight="500" fill="#64748b" dominant-baseline="middle"&gt;AI Foundations  •  Cloud Architecture&lt;/text&gt;&lt;/svg&gt;</w:t>
       </w:r>
     </w:p>
     <w:p>
